--- a/03_ДЗ/ДЗ-1/ДЗ1_вар7_пояснительная_записка.docx
+++ b/03_ДЗ/ДЗ-1/ДЗ1_вар7_пояснительная_записка.docx
@@ -4536,1259 +4536,6 @@
         </w:tc>
       </w:tr>
     </w:tbl>
-    <w:p>
-      <w:pPr>
-        <w:pStyle w:val="BodyText"/>
-        <w:spacing w:before="160"/>
-      </w:pPr>
-      <w:r>
-        <w:t xml:space="preserve">Проверка принятых плотностей по Правилам безопасности [4, п. 2.7.3.3–2.7.3.4] — превышение гидростатического давления над пластовым и отсутствие поглощения — выполнена на подошве каждого интервала (таблица 4):</w:t>
-      </w:r>
-    </w:p>
-    <w:p>
-      <w:pPr>
-        <w:pStyle w:val="BodyText"/>
-        <w:ind w:firstLine="0"/>
-        <w:jc w:val="center"/>
-      </w:pPr>
-      <m:oMathPara>
-        <m:oMathParaPr>
-          <m:jc m:val="center"/>
-        </m:oMathParaPr>
-        <m:oMath>
-          <m:sSub>
-            <m:e>
-              <m:r>
-                <m:t>P</m:t>
-              </m:r>
-            </m:e>
-            <m:sub>
-              <m:r>
-                <m:t>г</m:t>
-              </m:r>
-              <m:r>
-                <m:t>с</m:t>
-              </m:r>
-            </m:sub>
-          </m:sSub>
-          <m:r>
-            <m:rPr>
-              <m:sty m:val="p"/>
-            </m:rPr>
-            <m:t>=</m:t>
-          </m:r>
-          <m:sSub>
-            <m:e>
-              <m:r>
-                <m:t>ρ</m:t>
-              </m:r>
-            </m:e>
-            <m:sub>
-              <m:r>
-                <m:t>R</m:t>
-              </m:r>
-            </m:sub>
-          </m:sSub>
-          <m:r>
-            <m:rPr>
-              <m:sty m:val="p"/>
-            </m:rPr>
-            <m:t>⋅</m:t>
-          </m:r>
-          <m:sSub>
-            <m:e>
-              <m:r>
-                <m:t>ρ</m:t>
-              </m:r>
-            </m:e>
-            <m:sub>
-              <m:r>
-                <m:t>w</m:t>
-              </m:r>
-            </m:sub>
-          </m:sSub>
-          <m:r>
-            <m:rPr>
-              <m:sty m:val="p"/>
-            </m:rPr>
-            <m:t>⋅</m:t>
-          </m:r>
-          <m:r>
-            <m:t>g</m:t>
-          </m:r>
-          <m:r>
-            <m:rPr>
-              <m:sty m:val="p"/>
-            </m:rPr>
-            <m:t>⋅</m:t>
-          </m:r>
-          <m:r>
-            <m:t>z</m:t>
-          </m:r>
-          <m:r>
-            <m:rPr>
-              <m:sty m:val="p"/>
-            </m:rPr>
-            <m:t>,</m:t>
-          </m:r>
-          <m:r>
-            <m:t> </m:t>
-          </m:r>
-          <m:sSub>
-            <m:e>
-              <m:r>
-                <m:t>P</m:t>
-              </m:r>
-            </m:e>
-            <m:sub>
-              <m:r>
-                <m:t>F</m:t>
-              </m:r>
-            </m:sub>
-          </m:sSub>
-          <m:d>
-            <m:dPr>
-              <m:begChr m:val="("/>
-              <m:endChr m:val=")"/>
-              <m:sepChr m:val=""/>
-              <m:grow/>
-            </m:dPr>
-            <m:e>
-              <m:r>
-                <m:t>z</m:t>
-              </m:r>
-            </m:e>
-          </m:d>
-          <m:r>
-            <m:rPr>
-              <m:sty m:val="p"/>
-            </m:rPr>
-            <m:t>=</m:t>
-          </m:r>
-          <m:sSub>
-            <m:e>
-              <m:r>
-                <m:t>K</m:t>
-              </m:r>
-            </m:e>
-            <m:sub>
-              <m:r>
-                <m:t>F</m:t>
-              </m:r>
-            </m:sub>
-          </m:sSub>
-          <m:r>
-            <m:rPr>
-              <m:sty m:val="p"/>
-            </m:rPr>
-            <m:t>⋅</m:t>
-          </m:r>
-          <m:sSub>
-            <m:e>
-              <m:r>
-                <m:t>ρ</m:t>
-              </m:r>
-            </m:e>
-            <m:sub>
-              <m:r>
-                <m:t>w</m:t>
-              </m:r>
-            </m:sub>
-          </m:sSub>
-          <m:r>
-            <m:rPr>
-              <m:sty m:val="p"/>
-            </m:rPr>
-            <m:t>⋅</m:t>
-          </m:r>
-          <m:r>
-            <m:t>g</m:t>
-          </m:r>
-          <m:r>
-            <m:rPr>
-              <m:sty m:val="p"/>
-            </m:rPr>
-            <m:t>⋅</m:t>
-          </m:r>
-          <m:r>
-            <m:t>z</m:t>
-          </m:r>
-          <m:r>
-            <m:rPr>
-              <m:sty m:val="p"/>
-            </m:rPr>
-            <m:t>,</m:t>
-          </m:r>
-          <m:r>
-            <m:t> </m:t>
-          </m:r>
-          <m:r>
-            <m:t>Δ</m:t>
-          </m:r>
-          <m:r>
-            <m:t>P</m:t>
-          </m:r>
-          <m:r>
-            <m:rPr>
-              <m:sty m:val="p"/>
-            </m:rPr>
-            <m:t>=</m:t>
-          </m:r>
-          <m:sSub>
-            <m:e>
-              <m:r>
-                <m:t>P</m:t>
-              </m:r>
-            </m:e>
-            <m:sub>
-              <m:r>
-                <m:t>г</m:t>
-              </m:r>
-              <m:r>
-                <m:t>с</m:t>
-              </m:r>
-            </m:sub>
-          </m:sSub>
-          <m:r>
-            <m:rPr>
-              <m:sty m:val="p"/>
-            </m:rPr>
-            <m:t>−</m:t>
-          </m:r>
-          <m:sSub>
-            <m:e>
-              <m:r>
-                <m:t>P</m:t>
-              </m:r>
-            </m:e>
-            <m:sub>
-              <m:r>
-                <m:t>F</m:t>
-              </m:r>
-            </m:sub>
-          </m:sSub>
-          <m:r>
-            <m:rPr>
-              <m:sty m:val="p"/>
-            </m:rPr>
-            <m:t>.</m:t>
-          </m:r>
-          <m:r>
-            <m:t>  </m:t>
-          </m:r>
-          <m:d>
-            <m:dPr>
-              <m:begChr m:val="("/>
-              <m:endChr m:val=")"/>
-              <m:sepChr m:val=""/>
-              <m:grow/>
-            </m:dPr>
-            <m:e>
-              <m:r>
-                <m:t>6</m:t>
-              </m:r>
-            </m:e>
-          </m:d>
-        </m:oMath>
-      </m:oMathPara>
-    </w:p>
-    <w:p>
-      <w:pPr>
-        <w:pStyle w:val="ПодписьТаблицы"/>
-      </w:pPr>
-      <w:r>
-        <w:t xml:space="preserve">Таблица 4 – Проверка репрессии и отсутствия поглощения</w:t>
-      </w:r>
-    </w:p>
-    <w:tbl>
-      <w:tblPr>
-        <w:tblStyle w:val="Table"/>
-        <w:tblW w:type="pct" w:w="5000"/>
-        <w:jc w:val="center"/>
-        <w:tblLook w:firstRow="1" w:lastRow="0" w:firstColumn="0" w:lastColumn="0" w:noHBand="0" w:noVBand="0" w:val="0020"/>
-        <w:tblBorders>
-          <w:top w:val="single" w:sz="6" w:space="0" w:color="000000"/>
-          <w:left w:val="single" w:sz="6" w:space="0" w:color="000000"/>
-          <w:bottom w:val="single" w:sz="6" w:space="0" w:color="000000"/>
-          <w:right w:val="single" w:sz="6" w:space="0" w:color="000000"/>
-          <w:insideH w:val="single" w:sz="6" w:space="0" w:color="000000"/>
-          <w:insideV w:val="single" w:sz="6" w:space="0" w:color="000000"/>
-        </w:tblBorders>
-      </w:tblPr>
-      <w:tblGrid>
-        <w:gridCol w:w="990"/>
-        <w:gridCol w:w="990"/>
-        <w:gridCol w:w="990"/>
-        <w:gridCol w:w="990"/>
-        <w:gridCol w:w="990"/>
-        <w:gridCol w:w="990"/>
-        <w:gridCol w:w="990"/>
-        <w:gridCol w:w="990"/>
-      </w:tblGrid>
-      <w:tr>
-        <w:trPr>
-          <w:tblHeader w:val="true"/>
-        </w:trPr>
-        <w:tc>
-          <w:tcPr/>
-          <w:p>
-            <w:pPr>
-              <w:pStyle w:val="Compact"/>
-              <w:spacing w:line="240" w:lineRule="auto" w:after="0"/>
-              <w:ind w:firstLine="0"/>
-              <w:jc w:val="center"/>
-            </w:pPr>
-            <m:oMath>
-              <m:r>
-                <m:t>z</m:t>
-              </m:r>
-            </m:oMath>
-            <w:r>
-              <w:rPr>
-                <w:rFonts w:ascii="Times New Roman" w:hAnsi="Times New Roman"/>
-                <w:b/>
-                <w:sz w:val="24"/>
-              </w:rPr>
-              <w:t xml:space="preserve">, м</w:t>
-            </w:r>
-          </w:p>
-        </w:tc>
-        <w:tc>
-          <w:tcPr/>
-          <w:p>
-            <w:pPr>
-              <w:pStyle w:val="Compact"/>
-              <w:spacing w:line="240" w:lineRule="auto" w:after="0"/>
-              <w:ind w:firstLine="0"/>
-              <w:jc w:val="center"/>
-            </w:pPr>
-            <m:oMath>
-              <m:sSub>
-                <m:e>
-                  <m:r>
-                    <m:t>ρ</m:t>
-                  </m:r>
-                </m:e>
-                <m:sub>
-                  <m:r>
-                    <m:t>R</m:t>
-                  </m:r>
-                </m:sub>
-              </m:sSub>
-            </m:oMath>
-          </w:p>
-        </w:tc>
-        <w:tc>
-          <w:tcPr/>
-          <w:p>
-            <w:pPr>
-              <w:pStyle w:val="Compact"/>
-              <w:spacing w:line="240" w:lineRule="auto" w:after="0"/>
-              <w:ind w:firstLine="0"/>
-              <w:jc w:val="center"/>
-            </w:pPr>
-            <m:oMath>
-              <m:sSub>
-                <m:e>
-                  <m:r>
-                    <m:t>P</m:t>
-                  </m:r>
-                </m:e>
-                <m:sub>
-                  <m:r>
-                    <m:t>F</m:t>
-                  </m:r>
-                </m:sub>
-              </m:sSub>
-            </m:oMath>
-            <w:r>
-              <w:rPr>
-                <w:rFonts w:ascii="Times New Roman" w:hAnsi="Times New Roman"/>
-                <w:b/>
-                <w:sz w:val="24"/>
-              </w:rPr>
-              <w:t xml:space="preserve">, МПа</w:t>
-            </w:r>
-          </w:p>
-        </w:tc>
-        <w:tc>
-          <w:tcPr/>
-          <w:p>
-            <w:pPr>
-              <w:pStyle w:val="Compact"/>
-              <w:spacing w:line="240" w:lineRule="auto" w:after="0"/>
-              <w:ind w:firstLine="0"/>
-              <w:jc w:val="center"/>
-            </w:pPr>
-            <m:oMath>
-              <m:sSub>
-                <m:e>
-                  <m:r>
-                    <m:t>P</m:t>
-                  </m:r>
-                </m:e>
-                <m:sub>
-                  <m:r>
-                    <m:t>г</m:t>
-                  </m:r>
-                  <m:r>
-                    <m:t>с</m:t>
-                  </m:r>
-                </m:sub>
-              </m:sSub>
-            </m:oMath>
-            <w:r>
-              <w:rPr>
-                <w:rFonts w:ascii="Times New Roman" w:hAnsi="Times New Roman"/>
-                <w:b/>
-                <w:sz w:val="24"/>
-              </w:rPr>
-              <w:t xml:space="preserve">, МПа</w:t>
-            </w:r>
-          </w:p>
-        </w:tc>
-        <w:tc>
-          <w:tcPr/>
-          <w:p>
-            <w:pPr>
-              <w:pStyle w:val="Compact"/>
-              <w:spacing w:line="240" w:lineRule="auto" w:after="0"/>
-              <w:ind w:firstLine="0"/>
-              <w:jc w:val="center"/>
-            </w:pPr>
-            <m:oMath>
-              <m:sSub>
-                <m:e>
-                  <m:r>
-                    <m:t>P</m:t>
-                  </m:r>
-                </m:e>
-                <m:sub>
-                  <m:r>
-                    <m:t>F</m:t>
-                  </m:r>
-                  <m:r>
-                    <m:t>R</m:t>
-                  </m:r>
-                </m:sub>
-              </m:sSub>
-            </m:oMath>
-            <w:r>
-              <w:rPr>
-                <w:rFonts w:ascii="Times New Roman" w:hAnsi="Times New Roman"/>
-                <w:b/>
-                <w:sz w:val="24"/>
-              </w:rPr>
-              <w:t xml:space="preserve">, МПа</w:t>
-            </w:r>
-          </w:p>
-        </w:tc>
-        <w:tc>
-          <w:tcPr/>
-          <w:p>
-            <w:pPr>
-              <w:pStyle w:val="Compact"/>
-              <w:spacing w:line="240" w:lineRule="auto" w:after="0"/>
-              <w:ind w:firstLine="0"/>
-              <w:jc w:val="center"/>
-            </w:pPr>
-            <m:oMath>
-              <m:r>
-                <m:t>Δ</m:t>
-              </m:r>
-              <m:r>
-                <m:t>P</m:t>
-              </m:r>
-            </m:oMath>
-            <w:r>
-              <w:rPr>
-                <w:rFonts w:ascii="Times New Roman" w:hAnsi="Times New Roman"/>
-                <w:b/>
-                <w:sz w:val="24"/>
-              </w:rPr>
-              <w:t xml:space="preserve">, МПа</w:t>
-            </w:r>
-          </w:p>
-        </w:tc>
-        <w:tc>
-          <w:tcPr/>
-          <w:p>
-            <w:pPr>
-              <w:pStyle w:val="Compact"/>
-              <w:spacing w:line="240" w:lineRule="auto" w:after="0"/>
-              <w:ind w:firstLine="0"/>
-              <w:jc w:val="center"/>
-            </w:pPr>
-            <w:r>
-              <w:rPr>
-                <w:rFonts w:ascii="Times New Roman" w:hAnsi="Times New Roman"/>
-                <w:b/>
-                <w:sz w:val="24"/>
-              </w:rPr>
-              <w:t xml:space="preserve">Репрессия, %</w:t>
-            </w:r>
-          </w:p>
-        </w:tc>
-        <w:tc>
-          <w:tcPr/>
-          <w:p>
-            <w:pPr>
-              <w:pStyle w:val="Compact"/>
-              <w:spacing w:line="240" w:lineRule="auto" w:after="0"/>
-              <w:ind w:firstLine="0"/>
-              <w:jc w:val="center"/>
-            </w:pPr>
-            <w:r>
-              <w:rPr>
-                <w:rFonts w:ascii="Times New Roman" w:hAnsi="Times New Roman"/>
-                <w:b/>
-                <w:sz w:val="24"/>
-              </w:rPr>
-              <w:t xml:space="preserve">Требуется, %</w:t>
-            </w:r>
-          </w:p>
-        </w:tc>
-      </w:tr>
-      <w:tr>
-        <w:tc>
-          <w:tcPr/>
-          <w:p>
-            <w:pPr>
-              <w:pStyle w:val="Compact"/>
-              <w:spacing w:line="240" w:lineRule="auto" w:after="0"/>
-              <w:ind w:firstLine="0"/>
-              <w:jc w:val="center"/>
-            </w:pPr>
-            <w:r>
-              <w:rPr>
-                <w:rFonts w:ascii="Times New Roman" w:hAnsi="Times New Roman"/>
-                <w:sz w:val="24"/>
-              </w:rPr>
-              <w:t xml:space="preserve">800</w:t>
-            </w:r>
-          </w:p>
-        </w:tc>
-        <w:tc>
-          <w:tcPr/>
-          <w:p>
-            <w:pPr>
-              <w:pStyle w:val="Compact"/>
-              <w:spacing w:line="240" w:lineRule="auto" w:after="0"/>
-              <w:ind w:firstLine="0"/>
-              <w:jc w:val="center"/>
-            </w:pPr>
-            <w:r>
-              <w:rPr>
-                <w:rFonts w:ascii="Times New Roman" w:hAnsi="Times New Roman"/>
-                <w:sz w:val="24"/>
-              </w:rPr>
-              <w:t xml:space="preserve">1,121</w:t>
-            </w:r>
-          </w:p>
-        </w:tc>
-        <w:tc>
-          <w:tcPr/>
-          <w:p>
-            <w:pPr>
-              <w:pStyle w:val="Compact"/>
-              <w:spacing w:line="240" w:lineRule="auto" w:after="0"/>
-              <w:ind w:firstLine="0"/>
-              <w:jc w:val="center"/>
-            </w:pPr>
-            <w:r>
-              <w:rPr>
-                <w:rFonts w:ascii="Times New Roman" w:hAnsi="Times New Roman"/>
-                <w:sz w:val="24"/>
-              </w:rPr>
-              <w:t xml:space="preserve">8,00</w:t>
-            </w:r>
-          </w:p>
-        </w:tc>
-        <w:tc>
-          <w:tcPr/>
-          <w:p>
-            <w:pPr>
-              <w:pStyle w:val="Compact"/>
-              <w:spacing w:line="240" w:lineRule="auto" w:after="0"/>
-              <w:ind w:firstLine="0"/>
-              <w:jc w:val="center"/>
-            </w:pPr>
-            <w:r>
-              <w:rPr>
-                <w:rFonts w:ascii="Times New Roman" w:hAnsi="Times New Roman"/>
-                <w:sz w:val="24"/>
-              </w:rPr>
-              <w:t xml:space="preserve">8,80</w:t>
-            </w:r>
-          </w:p>
-        </w:tc>
-        <w:tc>
-          <w:tcPr/>
-          <w:p>
-            <w:pPr>
-              <w:pStyle w:val="Compact"/>
-              <w:spacing w:line="240" w:lineRule="auto" w:after="0"/>
-              <w:ind w:firstLine="0"/>
-              <w:jc w:val="center"/>
-            </w:pPr>
-            <w:r>
-              <w:rPr>
-                <w:rFonts w:ascii="Times New Roman" w:hAnsi="Times New Roman"/>
-                <w:sz w:val="24"/>
-              </w:rPr>
-              <w:t xml:space="preserve">9,60</w:t>
-            </w:r>
-          </w:p>
-        </w:tc>
-        <w:tc>
-          <w:tcPr/>
-          <w:p>
-            <w:pPr>
-              <w:pStyle w:val="Compact"/>
-              <w:spacing w:line="240" w:lineRule="auto" w:after="0"/>
-              <w:ind w:firstLine="0"/>
-              <w:jc w:val="center"/>
-            </w:pPr>
-            <w:r>
-              <w:rPr>
-                <w:rFonts w:ascii="Times New Roman" w:hAnsi="Times New Roman"/>
-                <w:sz w:val="24"/>
-              </w:rPr>
-              <w:t xml:space="preserve">0,80</w:t>
-            </w:r>
-          </w:p>
-        </w:tc>
-        <w:tc>
-          <w:tcPr/>
-          <w:p>
-            <w:pPr>
-              <w:pStyle w:val="Compact"/>
-              <w:spacing w:line="240" w:lineRule="auto" w:after="0"/>
-              <w:ind w:firstLine="0"/>
-              <w:jc w:val="center"/>
-            </w:pPr>
-            <w:r>
-              <w:rPr>
-                <w:rFonts w:ascii="Times New Roman" w:hAnsi="Times New Roman"/>
-                <w:sz w:val="24"/>
-              </w:rPr>
-              <w:t xml:space="preserve">10,0</w:t>
-            </w:r>
-          </w:p>
-        </w:tc>
-        <w:tc>
-          <w:tcPr/>
-          <w:p>
-            <w:pPr>
-              <w:pStyle w:val="Compact"/>
-              <w:spacing w:line="240" w:lineRule="auto" w:after="0"/>
-              <w:ind w:firstLine="0"/>
-              <w:jc w:val="center"/>
-            </w:pPr>
-            <w:r>
-              <w:rPr>
-                <w:rFonts w:ascii="Times New Roman" w:hAnsi="Times New Roman"/>
-                <w:sz w:val="24"/>
-              </w:rPr>
-              <w:t xml:space="preserve">10</w:t>
-            </w:r>
-          </w:p>
-        </w:tc>
-      </w:tr>
-      <w:tr>
-        <w:tc>
-          <w:tcPr/>
-          <w:p>
-            <w:pPr>
-              <w:pStyle w:val="Compact"/>
-              <w:spacing w:line="240" w:lineRule="auto" w:after="0"/>
-              <w:ind w:firstLine="0"/>
-              <w:jc w:val="center"/>
-            </w:pPr>
-            <w:r>
-              <w:rPr>
-                <w:rFonts w:ascii="Times New Roman" w:hAnsi="Times New Roman"/>
-                <w:sz w:val="24"/>
-              </w:rPr>
-              <w:t xml:space="preserve">1000</w:t>
-            </w:r>
-          </w:p>
-        </w:tc>
-        <w:tc>
-          <w:tcPr/>
-          <w:p>
-            <w:pPr>
-              <w:pStyle w:val="Compact"/>
-              <w:spacing w:line="240" w:lineRule="auto" w:after="0"/>
-              <w:ind w:firstLine="0"/>
-              <w:jc w:val="center"/>
-            </w:pPr>
-            <w:r>
-              <w:rPr>
-                <w:rFonts w:ascii="Times New Roman" w:hAnsi="Times New Roman"/>
-                <w:sz w:val="24"/>
-              </w:rPr>
-              <w:t xml:space="preserve">1,121</w:t>
-            </w:r>
-          </w:p>
-        </w:tc>
-        <w:tc>
-          <w:tcPr/>
-          <w:p>
-            <w:pPr>
-              <w:pStyle w:val="Compact"/>
-              <w:spacing w:line="240" w:lineRule="auto" w:after="0"/>
-              <w:ind w:firstLine="0"/>
-              <w:jc w:val="center"/>
-            </w:pPr>
-            <w:r>
-              <w:rPr>
-                <w:rFonts w:ascii="Times New Roman" w:hAnsi="Times New Roman"/>
-                <w:sz w:val="24"/>
-              </w:rPr>
-              <w:t xml:space="preserve">8,80</w:t>
-            </w:r>
-          </w:p>
-        </w:tc>
-        <w:tc>
-          <w:tcPr/>
-          <w:p>
-            <w:pPr>
-              <w:pStyle w:val="Compact"/>
-              <w:spacing w:line="240" w:lineRule="auto" w:after="0"/>
-              <w:ind w:firstLine="0"/>
-              <w:jc w:val="center"/>
-            </w:pPr>
-            <w:r>
-              <w:rPr>
-                <w:rFonts w:ascii="Times New Roman" w:hAnsi="Times New Roman"/>
-                <w:sz w:val="24"/>
-              </w:rPr>
-              <w:t xml:space="preserve">11,00</w:t>
-            </w:r>
-          </w:p>
-        </w:tc>
-        <w:tc>
-          <w:tcPr/>
-          <w:p>
-            <w:pPr>
-              <w:pStyle w:val="Compact"/>
-              <w:spacing w:line="240" w:lineRule="auto" w:after="0"/>
-              <w:ind w:firstLine="0"/>
-              <w:jc w:val="center"/>
-            </w:pPr>
-            <w:r>
-              <w:rPr>
-                <w:rFonts w:ascii="Times New Roman" w:hAnsi="Times New Roman"/>
-                <w:sz w:val="24"/>
-              </w:rPr>
-              <w:t xml:space="preserve">12,50</w:t>
-            </w:r>
-          </w:p>
-        </w:tc>
-        <w:tc>
-          <w:tcPr/>
-          <w:p>
-            <w:pPr>
-              <w:pStyle w:val="Compact"/>
-              <w:spacing w:line="240" w:lineRule="auto" w:after="0"/>
-              <w:ind w:firstLine="0"/>
-              <w:jc w:val="center"/>
-            </w:pPr>
-            <w:r>
-              <w:rPr>
-                <w:rFonts w:ascii="Times New Roman" w:hAnsi="Times New Roman"/>
-                <w:sz w:val="24"/>
-              </w:rPr>
-              <w:t xml:space="preserve">2,20</w:t>
-            </w:r>
-          </w:p>
-        </w:tc>
-        <w:tc>
-          <w:tcPr/>
-          <w:p>
-            <w:pPr>
-              <w:pStyle w:val="Compact"/>
-              <w:spacing w:line="240" w:lineRule="auto" w:after="0"/>
-              <w:ind w:firstLine="0"/>
-              <w:jc w:val="center"/>
-            </w:pPr>
-            <w:r>
-              <w:rPr>
-                <w:rFonts w:ascii="Times New Roman" w:hAnsi="Times New Roman"/>
-                <w:sz w:val="24"/>
-              </w:rPr>
-              <w:t xml:space="preserve">25,0</w:t>
-            </w:r>
-          </w:p>
-        </w:tc>
-        <w:tc>
-          <w:tcPr/>
-          <w:p>
-            <w:pPr>
-              <w:pStyle w:val="Compact"/>
-              <w:spacing w:line="240" w:lineRule="auto" w:after="0"/>
-              <w:ind w:firstLine="0"/>
-              <w:jc w:val="center"/>
-            </w:pPr>
-            <w:r>
-              <w:rPr>
-                <w:rFonts w:ascii="Times New Roman" w:hAnsi="Times New Roman"/>
-                <w:sz w:val="24"/>
-              </w:rPr>
-              <w:t xml:space="preserve">10</w:t>
-            </w:r>
-          </w:p>
-        </w:tc>
-      </w:tr>
-      <w:tr>
-        <w:tc>
-          <w:tcPr/>
-          <w:p>
-            <w:pPr>
-              <w:pStyle w:val="Compact"/>
-              <w:spacing w:line="240" w:lineRule="auto" w:after="0"/>
-              <w:ind w:firstLine="0"/>
-              <w:jc w:val="center"/>
-            </w:pPr>
-            <w:r>
-              <w:rPr>
-                <w:rFonts w:ascii="Times New Roman" w:hAnsi="Times New Roman"/>
-                <w:sz w:val="24"/>
-              </w:rPr>
-              <w:t xml:space="preserve">1200</w:t>
-            </w:r>
-          </w:p>
-        </w:tc>
-        <w:tc>
-          <w:tcPr/>
-          <w:p>
-            <w:pPr>
-              <w:pStyle w:val="Compact"/>
-              <w:spacing w:line="240" w:lineRule="auto" w:after="0"/>
-              <w:ind w:firstLine="0"/>
-              <w:jc w:val="center"/>
-            </w:pPr>
-            <w:r>
-              <w:rPr>
-                <w:rFonts w:ascii="Times New Roman" w:hAnsi="Times New Roman"/>
-                <w:sz w:val="24"/>
-              </w:rPr>
-              <w:t xml:space="preserve">1,405</w:t>
-            </w:r>
-          </w:p>
-        </w:tc>
-        <w:tc>
-          <w:tcPr/>
-          <w:p>
-            <w:pPr>
-              <w:pStyle w:val="Compact"/>
-              <w:spacing w:line="240" w:lineRule="auto" w:after="0"/>
-              <w:ind w:firstLine="0"/>
-              <w:jc w:val="center"/>
-            </w:pPr>
-            <w:r>
-              <w:rPr>
-                <w:rFonts w:ascii="Times New Roman" w:hAnsi="Times New Roman"/>
-                <w:sz w:val="24"/>
-              </w:rPr>
-              <w:t xml:space="preserve">15,03</w:t>
-            </w:r>
-          </w:p>
-        </w:tc>
-        <w:tc>
-          <w:tcPr/>
-          <w:p>
-            <w:pPr>
-              <w:pStyle w:val="Compact"/>
-              <w:spacing w:line="240" w:lineRule="auto" w:after="0"/>
-              <w:ind w:firstLine="0"/>
-              <w:jc w:val="center"/>
-            </w:pPr>
-            <w:r>
-              <w:rPr>
-                <w:rFonts w:ascii="Times New Roman" w:hAnsi="Times New Roman"/>
-                <w:sz w:val="24"/>
-              </w:rPr>
-              <w:t xml:space="preserve">16,53</w:t>
-            </w:r>
-          </w:p>
-        </w:tc>
-        <w:tc>
-          <w:tcPr/>
-          <w:p>
-            <w:pPr>
-              <w:pStyle w:val="Compact"/>
-              <w:spacing w:line="240" w:lineRule="auto" w:after="0"/>
-              <w:ind w:firstLine="0"/>
-              <w:jc w:val="center"/>
-            </w:pPr>
-            <w:r>
-              <w:rPr>
-                <w:rFonts w:ascii="Times New Roman" w:hAnsi="Times New Roman"/>
-                <w:sz w:val="24"/>
-              </w:rPr>
-              <w:t xml:space="preserve">18,00</w:t>
-            </w:r>
-          </w:p>
-        </w:tc>
-        <w:tc>
-          <w:tcPr/>
-          <w:p>
-            <w:pPr>
-              <w:pStyle w:val="Compact"/>
-              <w:spacing w:line="240" w:lineRule="auto" w:after="0"/>
-              <w:ind w:firstLine="0"/>
-              <w:jc w:val="center"/>
-            </w:pPr>
-            <w:r>
-              <w:rPr>
-                <w:rFonts w:ascii="Times New Roman" w:hAnsi="Times New Roman"/>
-                <w:sz w:val="24"/>
-              </w:rPr>
-              <w:t xml:space="preserve">1,50</w:t>
-            </w:r>
-          </w:p>
-        </w:tc>
-        <w:tc>
-          <w:tcPr/>
-          <w:p>
-            <w:pPr>
-              <w:pStyle w:val="Compact"/>
-              <w:spacing w:line="240" w:lineRule="auto" w:after="0"/>
-              <w:ind w:firstLine="0"/>
-              <w:jc w:val="center"/>
-            </w:pPr>
-            <w:r>
-              <w:rPr>
-                <w:rFonts w:ascii="Times New Roman" w:hAnsi="Times New Roman"/>
-                <w:sz w:val="24"/>
-              </w:rPr>
-              <w:t xml:space="preserve">10,0</w:t>
-            </w:r>
-          </w:p>
-        </w:tc>
-        <w:tc>
-          <w:tcPr/>
-          <w:p>
-            <w:pPr>
-              <w:pStyle w:val="Compact"/>
-              <w:spacing w:line="240" w:lineRule="auto" w:after="0"/>
-              <w:ind w:firstLine="0"/>
-              <w:jc w:val="center"/>
-            </w:pPr>
-            <w:r>
-              <w:rPr>
-                <w:rFonts w:ascii="Times New Roman" w:hAnsi="Times New Roman"/>
-                <w:sz w:val="24"/>
-              </w:rPr>
-              <w:t xml:space="preserve">10</w:t>
-            </w:r>
-          </w:p>
-        </w:tc>
-      </w:tr>
-      <w:tr>
-        <w:tc>
-          <w:tcPr/>
-          <w:p>
-            <w:pPr>
-              <w:pStyle w:val="Compact"/>
-              <w:spacing w:line="240" w:lineRule="auto" w:after="0"/>
-              <w:ind w:firstLine="0"/>
-              <w:jc w:val="center"/>
-            </w:pPr>
-            <w:r>
-              <w:rPr>
-                <w:rFonts w:ascii="Times New Roman" w:hAnsi="Times New Roman"/>
-                <w:sz w:val="24"/>
-              </w:rPr>
-              <w:t xml:space="preserve">1900</w:t>
-            </w:r>
-          </w:p>
-        </w:tc>
-        <w:tc>
-          <w:tcPr/>
-          <w:p>
-            <w:pPr>
-              <w:pStyle w:val="Compact"/>
-              <w:spacing w:line="240" w:lineRule="auto" w:after="0"/>
-              <w:ind w:firstLine="0"/>
-              <w:jc w:val="center"/>
-            </w:pPr>
-            <w:r>
-              <w:rPr>
-                <w:rFonts w:ascii="Times New Roman" w:hAnsi="Times New Roman"/>
-                <w:sz w:val="24"/>
-              </w:rPr>
-              <w:t xml:space="preserve">1,405</w:t>
-            </w:r>
-          </w:p>
-        </w:tc>
-        <w:tc>
-          <w:tcPr/>
-          <w:p>
-            <w:pPr>
-              <w:pStyle w:val="Compact"/>
-              <w:spacing w:line="240" w:lineRule="auto" w:after="0"/>
-              <w:ind w:firstLine="0"/>
-              <w:jc w:val="center"/>
-            </w:pPr>
-            <w:r>
-              <w:rPr>
-                <w:rFonts w:ascii="Times New Roman" w:hAnsi="Times New Roman"/>
-                <w:sz w:val="24"/>
-              </w:rPr>
-              <w:t xml:space="preserve">23,80</w:t>
-            </w:r>
-          </w:p>
-        </w:tc>
-        <w:tc>
-          <w:tcPr/>
-          <w:p>
-            <w:pPr>
-              <w:pStyle w:val="Compact"/>
-              <w:spacing w:line="240" w:lineRule="auto" w:after="0"/>
-              <w:ind w:firstLine="0"/>
-              <w:jc w:val="center"/>
-            </w:pPr>
-            <w:r>
-              <w:rPr>
-                <w:rFonts w:ascii="Times New Roman" w:hAnsi="Times New Roman"/>
-                <w:sz w:val="24"/>
-              </w:rPr>
-              <w:t xml:space="preserve">26,18</w:t>
-            </w:r>
-          </w:p>
-        </w:tc>
-        <w:tc>
-          <w:tcPr/>
-          <w:p>
-            <w:pPr>
-              <w:pStyle w:val="Compact"/>
-              <w:spacing w:line="240" w:lineRule="auto" w:after="0"/>
-              <w:ind w:firstLine="0"/>
-              <w:jc w:val="center"/>
-            </w:pPr>
-            <w:r>
-              <w:rPr>
-                <w:rFonts w:ascii="Times New Roman" w:hAnsi="Times New Roman"/>
-                <w:sz w:val="24"/>
-              </w:rPr>
-              <w:t xml:space="preserve">28,50</w:t>
-            </w:r>
-          </w:p>
-        </w:tc>
-        <w:tc>
-          <w:tcPr/>
-          <w:p>
-            <w:pPr>
-              <w:pStyle w:val="Compact"/>
-              <w:spacing w:line="240" w:lineRule="auto" w:after="0"/>
-              <w:ind w:firstLine="0"/>
-              <w:jc w:val="center"/>
-            </w:pPr>
-            <w:r>
-              <w:rPr>
-                <w:rFonts w:ascii="Times New Roman" w:hAnsi="Times New Roman"/>
-                <w:sz w:val="24"/>
-              </w:rPr>
-              <w:t xml:space="preserve">2,38</w:t>
-            </w:r>
-          </w:p>
-        </w:tc>
-        <w:tc>
-          <w:tcPr/>
-          <w:p>
-            <w:pPr>
-              <w:pStyle w:val="Compact"/>
-              <w:spacing w:line="240" w:lineRule="auto" w:after="0"/>
-              <w:ind w:firstLine="0"/>
-              <w:jc w:val="center"/>
-            </w:pPr>
-            <w:r>
-              <w:rPr>
-                <w:rFonts w:ascii="Times New Roman" w:hAnsi="Times New Roman"/>
-                <w:sz w:val="24"/>
-              </w:rPr>
-              <w:t xml:space="preserve">10,0</w:t>
-            </w:r>
-          </w:p>
-        </w:tc>
-        <w:tc>
-          <w:tcPr/>
-          <w:p>
-            <w:pPr>
-              <w:pStyle w:val="Compact"/>
-              <w:spacing w:line="240" w:lineRule="auto" w:after="0"/>
-              <w:ind w:firstLine="0"/>
-              <w:jc w:val="center"/>
-            </w:pPr>
-            <w:r>
-              <w:rPr>
-                <w:rFonts w:ascii="Times New Roman" w:hAnsi="Times New Roman"/>
-                <w:sz w:val="24"/>
-              </w:rPr>
-              <w:t xml:space="preserve">5</w:t>
-            </w:r>
-          </w:p>
-        </w:tc>
-      </w:tr>
-      <w:tr>
-        <w:tc>
-          <w:tcPr/>
-          <w:p>
-            <w:pPr>
-              <w:pStyle w:val="Compact"/>
-              <w:spacing w:line="240" w:lineRule="auto" w:after="0"/>
-              <w:ind w:firstLine="0"/>
-              <w:jc w:val="center"/>
-            </w:pPr>
-            <w:r>
-              <w:rPr>
-                <w:rFonts w:ascii="Times New Roman" w:hAnsi="Times New Roman"/>
-                <w:sz w:val="24"/>
-              </w:rPr>
-              <w:t xml:space="preserve">2100</w:t>
-            </w:r>
-          </w:p>
-        </w:tc>
-        <w:tc>
-          <w:tcPr/>
-          <w:p>
-            <w:pPr>
-              <w:pStyle w:val="Compact"/>
-              <w:spacing w:line="240" w:lineRule="auto" w:after="0"/>
-              <w:ind w:firstLine="0"/>
-              <w:jc w:val="center"/>
-            </w:pPr>
-            <w:r>
-              <w:rPr>
-                <w:rFonts w:ascii="Times New Roman" w:hAnsi="Times New Roman"/>
-                <w:sz w:val="24"/>
-              </w:rPr>
-              <w:t xml:space="preserve">1,405</w:t>
-            </w:r>
-          </w:p>
-        </w:tc>
-        <w:tc>
-          <w:tcPr/>
-          <w:p>
-            <w:pPr>
-              <w:pStyle w:val="Compact"/>
-              <w:spacing w:line="240" w:lineRule="auto" w:after="0"/>
-              <w:ind w:firstLine="0"/>
-              <w:jc w:val="center"/>
-            </w:pPr>
-            <w:r>
-              <w:rPr>
-                <w:rFonts w:ascii="Times New Roman" w:hAnsi="Times New Roman"/>
-                <w:sz w:val="24"/>
-              </w:rPr>
-              <w:t xml:space="preserve">27,30</w:t>
-            </w:r>
-          </w:p>
-        </w:tc>
-        <w:tc>
-          <w:tcPr/>
-          <w:p>
-            <w:pPr>
-              <w:pStyle w:val="Compact"/>
-              <w:spacing w:line="240" w:lineRule="auto" w:after="0"/>
-              <w:ind w:firstLine="0"/>
-              <w:jc w:val="center"/>
-            </w:pPr>
-            <w:r>
-              <w:rPr>
-                <w:rFonts w:ascii="Times New Roman" w:hAnsi="Times New Roman"/>
-                <w:sz w:val="24"/>
-              </w:rPr>
-              <w:t xml:space="preserve">28,94</w:t>
-            </w:r>
-          </w:p>
-        </w:tc>
-        <w:tc>
-          <w:tcPr/>
-          <w:p>
-            <w:pPr>
-              <w:pStyle w:val="Compact"/>
-              <w:spacing w:line="240" w:lineRule="auto" w:after="0"/>
-              <w:ind w:firstLine="0"/>
-              <w:jc w:val="center"/>
-            </w:pPr>
-            <w:r>
-              <w:rPr>
-                <w:rFonts w:ascii="Times New Roman" w:hAnsi="Times New Roman"/>
-                <w:sz w:val="24"/>
-              </w:rPr>
-              <w:t xml:space="preserve">30,50</w:t>
-            </w:r>
-          </w:p>
-        </w:tc>
-        <w:tc>
-          <w:tcPr/>
-          <w:p>
-            <w:pPr>
-              <w:pStyle w:val="Compact"/>
-              <w:spacing w:line="240" w:lineRule="auto" w:after="0"/>
-              <w:ind w:firstLine="0"/>
-              <w:jc w:val="center"/>
-            </w:pPr>
-            <w:r>
-              <w:rPr>
-                <w:rFonts w:ascii="Times New Roman" w:hAnsi="Times New Roman"/>
-                <w:sz w:val="24"/>
-              </w:rPr>
-              <w:t xml:space="preserve">1,64</w:t>
-            </w:r>
-          </w:p>
-        </w:tc>
-        <w:tc>
-          <w:tcPr/>
-          <w:p>
-            <w:pPr>
-              <w:pStyle w:val="Compact"/>
-              <w:spacing w:line="240" w:lineRule="auto" w:after="0"/>
-              <w:ind w:firstLine="0"/>
-              <w:jc w:val="center"/>
-            </w:pPr>
-            <w:r>
-              <w:rPr>
-                <w:rFonts w:ascii="Times New Roman" w:hAnsi="Times New Roman"/>
-                <w:sz w:val="24"/>
-              </w:rPr>
-              <w:t xml:space="preserve">6,0</w:t>
-            </w:r>
-          </w:p>
-        </w:tc>
-        <w:tc>
-          <w:tcPr/>
-          <w:p>
-            <w:pPr>
-              <w:pStyle w:val="Compact"/>
-              <w:spacing w:line="240" w:lineRule="auto" w:after="0"/>
-              <w:ind w:firstLine="0"/>
-              <w:jc w:val="center"/>
-            </w:pPr>
-            <w:r>
-              <w:rPr>
-                <w:rFonts w:ascii="Times New Roman" w:hAnsi="Times New Roman"/>
-                <w:sz w:val="24"/>
-              </w:rPr>
-              <w:t xml:space="preserve">5</w:t>
-            </w:r>
-          </w:p>
-        </w:tc>
-      </w:tr>
-    </w:tbl>
-    <w:p>
-      <w:pPr>
-        <w:pStyle w:val="BodyText"/>
-        <w:spacing w:before="160"/>
-      </w:pPr>
-      <w:r>
-        <w:t xml:space="preserve">Во всех интервалах репрессия не меньше нормативной, гидростатическое давление меньше давления поглощения, а превышение над пластовым давлением не более 2,38 МПа, что не превышает допустимых 2,5–3,0 МПа для скважин глубже 1200 м.</w:t>
-      </w:r>
-    </w:p>
     <w:bookmarkEnd w:id="26"/>
     <w:bookmarkStart w:id="27" w:name="число-и-глубины-спуска-обсадных-колонн"/>
     <w:p>
@@ -6072,7 +4819,7 @@
         <w:pStyle w:val="ПодписьТаблицы"/>
       </w:pPr>
       <w:r>
-        <w:t xml:space="preserve">Таблица 5 – Интервалы цементирования</w:t>
+        <w:t xml:space="preserve">Таблица 4 – Интервалы цементирования</w:t>
       </w:r>
     </w:p>
     <w:tbl>
@@ -6507,7 +5254,7 @@
             </m:dPr>
             <m:e>
               <m:r>
-                <m:t>7</m:t>
+                <m:t>6</m:t>
               </m:r>
             </m:e>
           </m:d>
@@ -6556,7 +5303,7 @@
         <w:t xml:space="preserve"> </w:t>
       </w:r>
       <w:r>
-        <w:t xml:space="preserve">— минимально допустимый радиальный зазор между муфтой и стенкой скважины, мм (таблица 6). Из ряда диаметров долот по ГОСТ 20692-2003 [3] выбирается ближайший диаметр, не меньший расчётного.</w:t>
+        <w:t xml:space="preserve">— минимально допустимый радиальный зазор между муфтой и стенкой скважины, мм (таблица 5). Из ряда диаметров долот по ГОСТ 20692-2003 [3] выбирается ближайший диаметр, не меньший расчётного.</w:t>
       </w:r>
     </w:p>
     <w:p>
@@ -6564,7 +5311,7 @@
         <w:pStyle w:val="ПодписьТаблицы"/>
       </w:pPr>
       <w:r>
-        <w:t xml:space="preserve">Таблица 6 – Минимальный радиальный зазор между муфтой и стенкой скважины</w:t>
+        <w:t xml:space="preserve">Таблица 5 – Минимальный радиальный зазор между муфтой и стенкой скважины</w:t>
       </w:r>
     </w:p>
     <w:tbl>
@@ -6905,7 +5652,7 @@
             </m:dPr>
             <m:e>
               <m:r>
-                <m:t>8</m:t>
+                <m:t>7</m:t>
               </m:r>
             </m:e>
           </m:d>
@@ -7364,7 +6111,7 @@
         <w:pStyle w:val="FirstParagraph"/>
       </w:pPr>
       <w:r>
-        <w:t xml:space="preserve">Колонна 168,3 мм не подходит (наибольший внутренний диаметр 153,7 мм &lt; 156,0 мм). Подходит колонна 177,8 мм с толщиной стенки 6,9…10,4 мм (d = 164,0…157,0 мм). Принята толщина стенки 10,4 мм (d = 157,0 мм, фактический зазор δ = 5,5 мм) — наибольшая из допустимых по проходу долота, что даёт запас прочности; окончательно толщина стенки уточняется расчётом колонны на прочность. Для колонны 177,8 мм</w:t>
+        <w:t xml:space="preserve">Колонна 168,3 мм не подходит (наибольший внутренний диаметр 153,7 мм &lt; 156,0 мм). Подходит колонна 177,8 мм с толщиной стенки 6,9…10,4 мм (d = 164,0…157,0 мм). Принята толщина стенки 10,4 мм (d = 157,0 мм); окончательно толщина стенки определяется расчётом колонны на прочность. Для колонны 177,8 мм</w:t>
       </w:r>
       <w:r>
         <w:t xml:space="preserve"> </w:t>
@@ -7918,7 +6665,7 @@
         <w:pStyle w:val="ПодписьТаблицы"/>
       </w:pPr>
       <w:r>
-        <w:t xml:space="preserve">Таблица 7 – Результаты расчёта диаметров (отечественная методика)</w:t>
+        <w:t xml:space="preserve">Таблица 6 – Результаты расчёта диаметров (отечественная методика)</w:t>
       </w:r>
     </w:p>
     <w:tbl>
@@ -8899,7 +7646,7 @@
         <w:pStyle w:val="FirstParagraph"/>
       </w:pPr>
       <w:r>
-        <w:t xml:space="preserve">Схема спроектированной конструкции скважины приведена на рисунке 2, сводные данные — в таблице 8.</w:t>
+        <w:t xml:space="preserve">Схема спроектированной конструкции скважины приведена на рисунке 2, сводные данные — в таблице 7.</w:t>
       </w:r>
     </w:p>
     <w:p>
@@ -8966,7 +7713,7 @@
         <w:pStyle w:val="ПодписьТаблицы"/>
       </w:pPr>
       <w:r>
-        <w:t xml:space="preserve">Таблица 8 – Конструкция скважины</w:t>
+        <w:t xml:space="preserve">Таблица 7 – Конструкция скважины</w:t>
       </w:r>
     </w:p>
     <w:tbl>
@@ -9533,7 +8280,7 @@
         <w:pStyle w:val="BodyText"/>
       </w:pPr>
       <w:r>
-        <w:t xml:space="preserve">По стандартному зазору от колонны 4 1/2” (114,3 мм) получена цепочка: долото 6” (152,4 мм) → колонна 7” (177,8 мм) → долото 8 1/2” (215,9 мм) → колонна 9 5/8” (244,5 мм) → долото 12 1/4” (311,2 мм). Сравнение с отечественной методикой приведено в таблице 9.</w:t>
+        <w:t xml:space="preserve">По стандартному зазору от колонны 4 1/2” (114,3 мм) получена цепочка: долото 6” (152,4 мм) → колонна 7” (177,8 мм) → долото 8 1/2” (215,9 мм) → колонна 9 5/8” (244,5 мм) → долото 12 1/4” (311,2 мм). Сравнение с отечественной методикой приведено в таблице 8.</w:t>
       </w:r>
     </w:p>
     <w:p>
@@ -9541,7 +8288,7 @@
         <w:pStyle w:val="ПодписьТаблицы"/>
       </w:pPr>
       <w:r>
-        <w:t xml:space="preserve">Таблица 9 – Сравнение результатов отечественной и зарубежной методик</w:t>
+        <w:t xml:space="preserve">Таблица 8 – Сравнение результатов отечественной и зарубежной методик</w:t>
       </w:r>
     </w:p>
     <w:tbl>
@@ -10245,17 +8992,6 @@
       </w:pPr>
       <w:r>
         <w:t xml:space="preserve">Если в зарубежной схеме взять долото 8 3/4” (как по отечественной методике), то следующей колонной также будет 10 3/4” (273,1 мм), а долото под неё — 14 1/2” (368,3 мм) при стандартном зазоре или 12 1/2” (317,5 мм) при уменьшенном; отечественное значение 349,2 мм лежит между ними.</w:t>
-      </w:r>
-    </w:p>
-    <w:p>
-      <w:pPr>
-        <w:numPr>
-          <w:ilvl w:val="0"/>
-          <w:numId w:val="1005"/>
-        </w:numPr>
-      </w:pPr>
-      <w:r>
-        <w:t xml:space="preserve">Зарубежный вариант компактнее в верхней части: масса кондуктора на 260 м уменьшается с 15,1 до 12,0 т (на 20 %), объём ствола под кондуктор — с 24,9 до 19,8 м³ (на 21 %), что снижает затраты на металл, цемент и буровой раствор.</w:t>
       </w:r>
     </w:p>
     <w:p>

--- a/03_ДЗ/ДЗ-1/ДЗ1_вар7_пояснительная_записка.docx
+++ b/03_ДЗ/ДЗ-1/ДЗ1_вар7_пояснительная_записка.docx
@@ -164,105 +164,7 @@
         <w:pStyle w:val="FirstParagraph"/>
       </w:pPr>
       <w:r>
-        <w:t xml:space="preserve">Конструкция скважины — совокупность данных о числе и глубинах спуска обсадных колонн, их диаметрах, диаметрах долот для бурения каждого интервала и интервалах цементирования. Проектирование конструкции — один из основных разделов рабочего проекта на строительство скважины: от него зависят безаварийность проводки, качество разобщения пластов и долговечность скважины.</w:t>
-      </w:r>
-    </w:p>
-    <w:p>
-      <w:pPr>
-        <w:pStyle w:val="BodyText"/>
-      </w:pPr>
-      <w:r>
-        <w:t xml:space="preserve">Цель работы — спроектировать конструкцию газовой скважины глубиной 2100 м по заданным геолого-техническим условиям (вариант 7). Для этого необходимо:</w:t>
-      </w:r>
-    </w:p>
-    <w:p>
-      <w:pPr>
-        <w:numPr>
-          <w:ilvl w:val="0"/>
-          <w:numId w:val="1001"/>
-        </w:numPr>
-      </w:pPr>
-      <w:r>
-        <w:t xml:space="preserve">рассчитать индексы давлений;</w:t>
-      </w:r>
-    </w:p>
-    <w:p>
-      <w:pPr>
-        <w:numPr>
-          <w:ilvl w:val="0"/>
-          <w:numId w:val="1001"/>
-        </w:numPr>
-      </w:pPr>
-      <w:r>
-        <w:t xml:space="preserve">построить совмещённый график давлений;</w:t>
-      </w:r>
-    </w:p>
-    <w:p>
-      <w:pPr>
-        <w:numPr>
-          <w:ilvl w:val="0"/>
-          <w:numId w:val="1001"/>
-        </w:numPr>
-      </w:pPr>
-      <w:r>
-        <w:t xml:space="preserve">определить число и глубины спуска обсадных колонн;</w:t>
-      </w:r>
-    </w:p>
-    <w:p>
-      <w:pPr>
-        <w:numPr>
-          <w:ilvl w:val="0"/>
-          <w:numId w:val="1001"/>
-        </w:numPr>
-      </w:pPr>
-      <w:r>
-        <w:t xml:space="preserve">выбрать и обосновать интервалы цементирования обсадных колонн;</w:t>
-      </w:r>
-    </w:p>
-    <w:p>
-      <w:pPr>
-        <w:numPr>
-          <w:ilvl w:val="0"/>
-          <w:numId w:val="1001"/>
-        </w:numPr>
-      </w:pPr>
-      <w:r>
-        <w:t xml:space="preserve">рассчитать диаметры долот и обсадных колонн;</w:t>
-      </w:r>
-    </w:p>
-    <w:p>
-      <w:pPr>
-        <w:numPr>
-          <w:ilvl w:val="0"/>
-          <w:numId w:val="1001"/>
-        </w:numPr>
-      </w:pPr>
-      <w:r>
-        <w:t xml:space="preserve">нарисовать схему конструкции скважины;</w:t>
-      </w:r>
-    </w:p>
-    <w:p>
-      <w:pPr>
-        <w:numPr>
-          <w:ilvl w:val="0"/>
-          <w:numId w:val="1001"/>
-        </w:numPr>
-      </w:pPr>
-      <w:r>
-        <w:t xml:space="preserve">выбрать диаметры долот и обсадных колонн по зарубежной методике и сравнить результаты с отечественной методикой.</w:t>
-      </w:r>
-    </w:p>
-    <w:p>
-      <w:pPr>
-        <w:pStyle w:val="FirstParagraph"/>
-      </w:pPr>
-      <w:r>
-        <w:t xml:space="preserve">Все расчёты выполнены в Excel (прилагаемый файл с расчётами), в записке приведены расчётные формулы, результаты и их обоснование.</w:t>
-      </w:r>
-    </w:p>
-    <w:p>
-      <w:r>
-        <w:br w:type="page"/>
+        <w:t xml:space="preserve">Цель работы — спроектировать конструкцию газовой скважины глубиной 2100 м по заданным геолого-техническим условиям (вариант 7). Расчёты выполнены в Excel (прилагаемый файл), в записке приведены расчётные формулы, результаты и обоснование принятых решений.</w:t>
       </w:r>
     </w:p>
     <w:bookmarkEnd w:id="20"/>
@@ -1419,99 +1321,7 @@
         <w:t xml:space="preserve"> </w:t>
       </w:r>
       <w:r>
-        <w:t xml:space="preserve">м.</w:t>
-      </w:r>
-    </w:p>
-    <w:p>
-      <w:pPr>
-        <w:pStyle w:val="BodyText"/>
-        <w:ind w:firstLine="0"/>
-        <w:jc w:val="center"/>
-      </w:pPr>
-      <m:oMathPara>
-        <m:oMathParaPr>
-          <m:jc m:val="center"/>
-        </m:oMathParaPr>
-        <m:oMath>
-          <m:sSub>
-            <m:e>
-              <m:r>
-                <m:t>ρ</m:t>
-              </m:r>
-            </m:e>
-            <m:sub>
-              <m:r>
-                <m:t>m</m:t>
-              </m:r>
-            </m:sub>
-          </m:sSub>
-          <m:r>
-            <m:rPr>
-              <m:sty m:val="p"/>
-            </m:rPr>
-            <m:t>=</m:t>
-          </m:r>
-          <m:sSub>
-            <m:e>
-              <m:r>
-                <m:t>ρ</m:t>
-              </m:r>
-            </m:e>
-            <m:sub>
-              <m:r>
-                <m:t>R</m:t>
-              </m:r>
-            </m:sub>
-          </m:sSub>
-          <m:r>
-            <m:rPr>
-              <m:sty m:val="p"/>
-            </m:rPr>
-            <m:t>⋅</m:t>
-          </m:r>
-          <m:sSub>
-            <m:e>
-              <m:r>
-                <m:t>ρ</m:t>
-              </m:r>
-            </m:e>
-            <m:sub>
-              <m:r>
-                <m:t>w</m:t>
-              </m:r>
-            </m:sub>
-          </m:sSub>
-          <m:r>
-            <m:rPr>
-              <m:sty m:val="p"/>
-            </m:rPr>
-            <m:t>,</m:t>
-          </m:r>
-          <m:r>
-            <m:t>  </m:t>
-          </m:r>
-          <m:d>
-            <m:dPr>
-              <m:begChr m:val="("/>
-              <m:endChr m:val=")"/>
-              <m:sepChr m:val=""/>
-              <m:grow/>
-            </m:dPr>
-            <m:e>
-              <m:r>
-                <m:t>4</m:t>
-              </m:r>
-            </m:e>
-          </m:d>
-        </m:oMath>
-      </m:oMathPara>
-    </w:p>
-    <w:p>
-      <w:pPr>
-        <w:pStyle w:val="FirstParagraph"/>
-      </w:pPr>
-      <w:r>
-        <w:t xml:space="preserve">где</w:t>
+        <w:t xml:space="preserve">м. Плотность бурового раствора</w:t>
       </w:r>
       <w:r>
         <w:t xml:space="preserve"> </w:t>
@@ -1529,12 +1339,45 @@
             </m:r>
           </m:sub>
         </m:sSub>
+        <m:r>
+          <m:rPr>
+            <m:sty m:val="p"/>
+          </m:rPr>
+          <m:t>=</m:t>
+        </m:r>
+        <m:sSub>
+          <m:e>
+            <m:r>
+              <m:t>ρ</m:t>
+            </m:r>
+          </m:e>
+          <m:sub>
+            <m:r>
+              <m:t>R</m:t>
+            </m:r>
+          </m:sub>
+        </m:sSub>
+        <m:r>
+          <m:rPr>
+            <m:sty m:val="p"/>
+          </m:rPr>
+          <m:t>⋅</m:t>
+        </m:r>
+        <m:sSub>
+          <m:e>
+            <m:r>
+              <m:t>ρ</m:t>
+            </m:r>
+          </m:e>
+          <m:sub>
+            <m:r>
+              <m:t>w</m:t>
+            </m:r>
+          </m:sub>
+        </m:sSub>
       </m:oMath>
       <w:r>
-        <w:t xml:space="preserve"> </w:t>
-      </w:r>
-      <w:r>
-        <w:t xml:space="preserve">— плотность бурового раствора, кг/м³.</w:t>
+        <w:t xml:space="preserve">, кг/м³.</w:t>
       </w:r>
     </w:p>
     <w:p>
@@ -3258,7 +3101,7 @@
             </m:dPr>
             <m:e>
               <m:r>
-                <m:t>5</m:t>
+                <m:t>4</m:t>
               </m:r>
             </m:e>
           </m:d>
@@ -3376,7 +3219,7 @@
       <w:r>
         <w:drawing>
           <wp:inline>
-            <wp:extent cx="5334000" cy="5594195"/>
+            <wp:extent cx="5039999" cy="5285853"/>
             <wp:effectExtent b="0" l="0" r="0" t="0"/>
             <wp:docPr descr="" title="" id="24" name="Picture"/>
             <a:graphic>
@@ -3397,7 +3240,7 @@
                   <pic:spPr bwMode="auto">
                     <a:xfrm>
                       <a:off x="0" y="0"/>
-                      <a:ext cx="5334000" cy="5594195"/>
+                      <a:ext cx="5039999" cy="5285853"/>
                     </a:xfrm>
                     <a:prstGeom prst="rect">
                       <a:avLst/>
@@ -3436,7 +3279,7 @@
       <w:pPr>
         <w:numPr>
           <w:ilvl w:val="0"/>
-          <w:numId w:val="1002"/>
+          <w:numId w:val="1001"/>
         </w:numPr>
       </w:pPr>
       <w:r>
@@ -3504,7 +3347,7 @@
         <w:t xml:space="preserve"> </w:t>
       </w:r>
       <w:r>
-        <w:t xml:space="preserve">(участок 1000–1200 м). Она удовлетворяет условию (5) во всём интервале:</w:t>
+        <w:t xml:space="preserve">(участок 1000–1200 м). Она удовлетворяет условию (4) во всём интервале:</w:t>
       </w:r>
       <w:r>
         <w:t xml:space="preserve"> </w:t>
@@ -3630,7 +3473,7 @@
       <w:pPr>
         <w:numPr>
           <w:ilvl w:val="0"/>
-          <w:numId w:val="1002"/>
+          <w:numId w:val="1001"/>
         </w:numPr>
       </w:pPr>
       <w:r>
@@ -3818,7 +3661,7 @@
       <w:pPr>
         <w:numPr>
           <w:ilvl w:val="0"/>
-          <w:numId w:val="1002"/>
+          <w:numId w:val="1001"/>
         </w:numPr>
       </w:pPr>
       <w:r>
@@ -4567,7 +4410,7 @@
       <w:pPr>
         <w:numPr>
           <w:ilvl w:val="0"/>
-          <w:numId w:val="1003"/>
+          <w:numId w:val="1002"/>
         </w:numPr>
       </w:pPr>
       <w:r>
@@ -4588,7 +4431,7 @@
       <w:pPr>
         <w:numPr>
           <w:ilvl w:val="0"/>
-          <w:numId w:val="1003"/>
+          <w:numId w:val="1002"/>
         </w:numPr>
       </w:pPr>
       <w:r>
@@ -4721,7 +4564,7 @@
       <w:pPr>
         <w:numPr>
           <w:ilvl w:val="0"/>
-          <w:numId w:val="1003"/>
+          <w:numId w:val="1002"/>
         </w:numPr>
       </w:pPr>
       <w:r>
@@ -4762,56 +4605,7 @@
         <w:pStyle w:val="FirstParagraph"/>
       </w:pPr>
       <w:r>
-        <w:t xml:space="preserve">Интервалы цементирования выбраны по Правилам безопасности [4]:</w:t>
-      </w:r>
-    </w:p>
-    <w:p>
-      <w:pPr>
-        <w:numPr>
-          <w:ilvl w:val="0"/>
-          <w:numId w:val="1004"/>
-        </w:numPr>
-      </w:pPr>
-      <w:r>
-        <w:t xml:space="preserve">п. 2.7.4.10 — направление и кондуктор цементируются до устья; цементированию подлежат продуктивные горизонты, водоносные и проницаемые горизонты, интервалы пород, склонных к деформациям;</w:t>
-      </w:r>
-    </w:p>
-    <w:p>
-      <w:pPr>
-        <w:numPr>
-          <w:ilvl w:val="0"/>
-          <w:numId w:val="1004"/>
-        </w:numPr>
-      </w:pPr>
-      <w:r>
-        <w:t xml:space="preserve">п. 2.7.4.11 — высота подъёма тампонажного раствора над кровлей продуктивных горизонтов и над башмаком предыдущей обсадной колонны в</w:t>
-      </w:r>
-      <w:r>
-        <w:t xml:space="preserve"> </w:t>
-      </w:r>
-      <w:r>
-        <w:rPr>
-          <w:bCs/>
-          <w:b/>
-        </w:rPr>
-        <w:t xml:space="preserve">газовых</w:t>
-      </w:r>
-      <w:r>
-        <w:t xml:space="preserve"> </w:t>
-      </w:r>
-      <w:r>
-        <w:t xml:space="preserve">скважинах — не менее 500 м;</w:t>
-      </w:r>
-    </w:p>
-    <w:p>
-      <w:pPr>
-        <w:numPr>
-          <w:ilvl w:val="0"/>
-          <w:numId w:val="1004"/>
-        </w:numPr>
-      </w:pPr>
-      <w:r>
-        <w:t xml:space="preserve">разрыв сплошности цементного кольца по высоте не допускается.</w:t>
+        <w:t xml:space="preserve">Интервалы цементирования выбраны по Правилам безопасности [4, п. 2.7.4.10–2.7.4.11]: кондуктор цементируется до устья; высота подъёма тампонажного раствора над башмаком предыдущей колонны в газовых скважинах — не менее 500 м; разрыв цементного кольца по высоте не допускается.</w:t>
       </w:r>
     </w:p>
     <w:p>
@@ -5254,7 +5048,7 @@
             </m:dPr>
             <m:e>
               <m:r>
-                <m:t>6</m:t>
+                <m:t>5</m:t>
               </m:r>
             </m:e>
           </m:d>
@@ -5303,279 +5097,12 @@
         <w:t xml:space="preserve"> </w:t>
       </w:r>
       <w:r>
-        <w:t xml:space="preserve">— минимально допустимый радиальный зазор между муфтой и стенкой скважины, мм (таблица 5). Из ряда диаметров долот по ГОСТ 20692-2003 [3] выбирается ближайший диаметр, не меньший расчётного.</w:t>
-      </w:r>
-    </w:p>
-    <w:p>
-      <w:pPr>
-        <w:pStyle w:val="ПодписьТаблицы"/>
-      </w:pPr>
-      <w:r>
-        <w:t xml:space="preserve">Таблица 5 – Минимальный радиальный зазор между муфтой и стенкой скважины</w:t>
-      </w:r>
-    </w:p>
-    <w:tbl>
-      <w:tblPr>
-        <w:tblStyle w:val="Table"/>
-        <w:tblW w:type="pct" w:w="5000"/>
-        <w:jc w:val="center"/>
-        <w:tblLook w:firstRow="1" w:lastRow="0" w:firstColumn="0" w:lastColumn="0" w:noHBand="0" w:noVBand="0" w:val="0020"/>
-        <w:tblBorders>
-          <w:top w:val="single" w:sz="6" w:space="0" w:color="000000"/>
-          <w:left w:val="single" w:sz="6" w:space="0" w:color="000000"/>
-          <w:bottom w:val="single" w:sz="6" w:space="0" w:color="000000"/>
-          <w:right w:val="single" w:sz="6" w:space="0" w:color="000000"/>
-          <w:insideH w:val="single" w:sz="6" w:space="0" w:color="000000"/>
-          <w:insideV w:val="single" w:sz="6" w:space="0" w:color="000000"/>
-        </w:tblBorders>
-      </w:tblPr>
-      <w:tblGrid>
-        <w:gridCol w:w="1320"/>
-        <w:gridCol w:w="1320"/>
-        <w:gridCol w:w="1320"/>
-        <w:gridCol w:w="1320"/>
-        <w:gridCol w:w="1320"/>
-        <w:gridCol w:w="1320"/>
-      </w:tblGrid>
-      <w:tr>
-        <w:trPr>
-          <w:tblHeader w:val="true"/>
-        </w:trPr>
-        <w:tc>
-          <w:tcPr/>
-          <w:p>
-            <w:pPr>
-              <w:pStyle w:val="Compact"/>
-              <w:spacing w:line="240" w:lineRule="auto" w:after="0"/>
-              <w:ind w:firstLine="0"/>
-              <w:jc w:val="center"/>
-            </w:pPr>
-            <w:r>
-              <w:rPr>
-                <w:rFonts w:ascii="Times New Roman" w:hAnsi="Times New Roman"/>
-                <w:b/>
-                <w:sz w:val="24"/>
-              </w:rPr>
-              <w:t xml:space="preserve">Условный диаметр ОК, мм</w:t>
-            </w:r>
-          </w:p>
-        </w:tc>
-        <w:tc>
-          <w:tcPr/>
-          <w:p>
-            <w:pPr>
-              <w:pStyle w:val="Compact"/>
-              <w:spacing w:line="240" w:lineRule="auto" w:after="0"/>
-              <w:ind w:firstLine="0"/>
-              <w:jc w:val="center"/>
-            </w:pPr>
-            <w:r>
-              <w:rPr>
-                <w:rFonts w:ascii="Times New Roman" w:hAnsi="Times New Roman"/>
-                <w:b/>
-                <w:sz w:val="24"/>
-              </w:rPr>
-              <w:t xml:space="preserve">114, 127</w:t>
-            </w:r>
-          </w:p>
-        </w:tc>
-        <w:tc>
-          <w:tcPr/>
-          <w:p>
-            <w:pPr>
-              <w:pStyle w:val="Compact"/>
-              <w:spacing w:line="240" w:lineRule="auto" w:after="0"/>
-              <w:ind w:firstLine="0"/>
-              <w:jc w:val="center"/>
-            </w:pPr>
-            <w:r>
-              <w:rPr>
-                <w:rFonts w:ascii="Times New Roman" w:hAnsi="Times New Roman"/>
-                <w:b/>
-                <w:sz w:val="24"/>
-              </w:rPr>
-              <w:t xml:space="preserve">140, 146</w:t>
-            </w:r>
-          </w:p>
-        </w:tc>
-        <w:tc>
-          <w:tcPr/>
-          <w:p>
-            <w:pPr>
-              <w:pStyle w:val="Compact"/>
-              <w:spacing w:line="240" w:lineRule="auto" w:after="0"/>
-              <w:ind w:firstLine="0"/>
-              <w:jc w:val="center"/>
-            </w:pPr>
-            <w:r>
-              <w:rPr>
-                <w:rFonts w:ascii="Times New Roman" w:hAnsi="Times New Roman"/>
-                <w:b/>
-                <w:sz w:val="24"/>
-              </w:rPr>
-              <w:t xml:space="preserve">168–245</w:t>
-            </w:r>
-          </w:p>
-        </w:tc>
-        <w:tc>
-          <w:tcPr/>
-          <w:p>
-            <w:pPr>
-              <w:pStyle w:val="Compact"/>
-              <w:spacing w:line="240" w:lineRule="auto" w:after="0"/>
-              <w:ind w:firstLine="0"/>
-              <w:jc w:val="center"/>
-            </w:pPr>
-            <w:r>
-              <w:rPr>
-                <w:rFonts w:ascii="Times New Roman" w:hAnsi="Times New Roman"/>
-                <w:b/>
-                <w:sz w:val="24"/>
-              </w:rPr>
-              <w:t xml:space="preserve">273, 299</w:t>
-            </w:r>
-          </w:p>
-        </w:tc>
-        <w:tc>
-          <w:tcPr/>
-          <w:p>
-            <w:pPr>
-              <w:pStyle w:val="Compact"/>
-              <w:spacing w:line="240" w:lineRule="auto" w:after="0"/>
-              <w:ind w:firstLine="0"/>
-              <w:jc w:val="center"/>
-            </w:pPr>
-            <w:r>
-              <w:rPr>
-                <w:rFonts w:ascii="Times New Roman" w:hAnsi="Times New Roman"/>
-                <w:b/>
-                <w:sz w:val="24"/>
-              </w:rPr>
-              <w:t xml:space="preserve">324–426</w:t>
-            </w:r>
-          </w:p>
-        </w:tc>
-      </w:tr>
-      <w:tr>
-        <w:tc>
-          <w:tcPr/>
-          <w:p>
-            <w:pPr>
-              <w:pStyle w:val="Compact"/>
-              <w:spacing w:line="240" w:lineRule="auto" w:after="0"/>
-              <w:ind w:firstLine="0"/>
-              <w:jc w:val="center"/>
-            </w:pPr>
-            <m:oMath>
-              <m:r>
-                <m:t>Δ</m:t>
-              </m:r>
-            </m:oMath>
-            <w:r>
-              <w:rPr>
-                <w:rFonts w:ascii="Times New Roman" w:hAnsi="Times New Roman"/>
-                <w:sz w:val="24"/>
-              </w:rPr>
-              <w:t xml:space="preserve">, мм</w:t>
-            </w:r>
-          </w:p>
-        </w:tc>
-        <w:tc>
-          <w:tcPr/>
-          <w:p>
-            <w:pPr>
-              <w:pStyle w:val="Compact"/>
-              <w:spacing w:line="240" w:lineRule="auto" w:after="0"/>
-              <w:ind w:firstLine="0"/>
-              <w:jc w:val="center"/>
-            </w:pPr>
-            <w:r>
-              <w:rPr>
-                <w:rFonts w:ascii="Times New Roman" w:hAnsi="Times New Roman"/>
-                <w:sz w:val="24"/>
-              </w:rPr>
-              <w:t xml:space="preserve">8</w:t>
-            </w:r>
-          </w:p>
-        </w:tc>
-        <w:tc>
-          <w:tcPr/>
-          <w:p>
-            <w:pPr>
-              <w:pStyle w:val="Compact"/>
-              <w:spacing w:line="240" w:lineRule="auto" w:after="0"/>
-              <w:ind w:firstLine="0"/>
-              <w:jc w:val="center"/>
-            </w:pPr>
-            <w:r>
-              <w:rPr>
-                <w:rFonts w:ascii="Times New Roman" w:hAnsi="Times New Roman"/>
-                <w:sz w:val="24"/>
-              </w:rPr>
-              <w:t xml:space="preserve">10</w:t>
-            </w:r>
-          </w:p>
-        </w:tc>
-        <w:tc>
-          <w:tcPr/>
-          <w:p>
-            <w:pPr>
-              <w:pStyle w:val="Compact"/>
-              <w:spacing w:line="240" w:lineRule="auto" w:after="0"/>
-              <w:ind w:firstLine="0"/>
-              <w:jc w:val="center"/>
-            </w:pPr>
-            <w:r>
-              <w:rPr>
-                <w:rFonts w:ascii="Times New Roman" w:hAnsi="Times New Roman"/>
-                <w:sz w:val="24"/>
-              </w:rPr>
-              <w:t xml:space="preserve">13</w:t>
-            </w:r>
-          </w:p>
-        </w:tc>
-        <w:tc>
-          <w:tcPr/>
-          <w:p>
-            <w:pPr>
-              <w:pStyle w:val="Compact"/>
-              <w:spacing w:line="240" w:lineRule="auto" w:after="0"/>
-              <w:ind w:firstLine="0"/>
-              <w:jc w:val="center"/>
-            </w:pPr>
-            <w:r>
-              <w:rPr>
-                <w:rFonts w:ascii="Times New Roman" w:hAnsi="Times New Roman"/>
-                <w:sz w:val="24"/>
-              </w:rPr>
-              <w:t xml:space="preserve">18</w:t>
-            </w:r>
-          </w:p>
-        </w:tc>
-        <w:tc>
-          <w:tcPr/>
-          <w:p>
-            <w:pPr>
-              <w:pStyle w:val="Compact"/>
-              <w:spacing w:line="240" w:lineRule="auto" w:after="0"/>
-              <w:ind w:firstLine="0"/>
-              <w:jc w:val="center"/>
-            </w:pPr>
-            <w:r>
-              <w:rPr>
-                <w:rFonts w:ascii="Times New Roman" w:hAnsi="Times New Roman"/>
-                <w:sz w:val="24"/>
-              </w:rPr>
-              <w:t xml:space="preserve">22</w:t>
-            </w:r>
-          </w:p>
-        </w:tc>
-      </w:tr>
-    </w:tbl>
+        <w:t xml:space="preserve">— минимально допустимый радиальный зазор между муфтой и стенкой скважины [1]: 8 мм для колонн 114–127 мм, 10 мм — 140–146 мм, 13 мм — 168–245 мм, 18 мм — 273–299 мм, 22 мм — 324–426 мм. Из ряда диаметров долот по ГОСТ 20692-2003 [3] выбирается ближайший диаметр, не меньший расчётного.</w:t>
+      </w:r>
+    </w:p>
     <w:p>
       <w:pPr>
         <w:pStyle w:val="BodyText"/>
-        <w:spacing w:before="160"/>
       </w:pPr>
       <w:r>
         <w:t xml:space="preserve">Внутренний диаметр предыдущей колонны должен обеспечивать проход долота:</w:t>
@@ -5652,7 +5179,7 @@
             </m:dPr>
             <m:e>
               <m:r>
-                <m:t>7</m:t>
+                <m:t>6</m:t>
               </m:r>
             </m:e>
           </m:d>
@@ -6665,7 +6192,7 @@
         <w:pStyle w:val="ПодписьТаблицы"/>
       </w:pPr>
       <w:r>
-        <w:t xml:space="preserve">Таблица 6 – Результаты расчёта диаметров (отечественная методика)</w:t>
+        <w:t xml:space="preserve">Таблица 5 – Результаты расчёта диаметров (отечественная методика)</w:t>
       </w:r>
     </w:p>
     <w:tbl>
@@ -7646,7 +7173,7 @@
         <w:pStyle w:val="FirstParagraph"/>
       </w:pPr>
       <w:r>
-        <w:t xml:space="preserve">Схема спроектированной конструкции скважины приведена на рисунке 2, сводные данные — в таблице 7.</w:t>
+        <w:t xml:space="preserve">Схема спроектированной конструкции скважины приведена на рисунке 2 (обозначения — как в [1]: D — диаметры обсадных колонн, L — глубины спуска, d — диаметры долот, H — кровля цементного камня).</w:t>
       </w:r>
     </w:p>
     <w:p>
@@ -7660,7 +7187,7 @@
       <w:r>
         <w:drawing>
           <wp:inline>
-            <wp:extent cx="4859999" cy="5926829"/>
+            <wp:extent cx="3959999" cy="4751999"/>
             <wp:effectExtent b="0" l="0" r="0" t="0"/>
             <wp:docPr descr="" title="" id="31" name="Picture"/>
             <a:graphic>
@@ -7681,7 +7208,7 @@
                   <pic:spPr bwMode="auto">
                     <a:xfrm>
                       <a:off x="0" y="0"/>
-                      <a:ext cx="4859999" cy="5926829"/>
+                      <a:ext cx="3959999" cy="4751999"/>
                     </a:xfrm>
                     <a:prstGeom prst="rect">
                       <a:avLst/>
@@ -7708,487 +7235,6 @@
         <w:t xml:space="preserve">Рисунок 2 – Схема конструкции скважины</w:t>
       </w:r>
     </w:p>
-    <w:p>
-      <w:pPr>
-        <w:pStyle w:val="ПодписьТаблицы"/>
-      </w:pPr>
-      <w:r>
-        <w:t xml:space="preserve">Таблица 7 – Конструкция скважины</w:t>
-      </w:r>
-    </w:p>
-    <w:tbl>
-      <w:tblPr>
-        <w:tblStyle w:val="Table"/>
-        <w:tblW w:type="pct" w:w="5000"/>
-        <w:jc w:val="center"/>
-        <w:tblLook w:firstRow="1" w:lastRow="0" w:firstColumn="0" w:lastColumn="0" w:noHBand="0" w:noVBand="0" w:val="0020"/>
-        <w:tblBorders>
-          <w:top w:val="single" w:sz="6" w:space="0" w:color="000000"/>
-          <w:left w:val="single" w:sz="6" w:space="0" w:color="000000"/>
-          <w:bottom w:val="single" w:sz="6" w:space="0" w:color="000000"/>
-          <w:right w:val="single" w:sz="6" w:space="0" w:color="000000"/>
-          <w:insideH w:val="single" w:sz="6" w:space="0" w:color="000000"/>
-          <w:insideV w:val="single" w:sz="6" w:space="0" w:color="000000"/>
-        </w:tblBorders>
-      </w:tblPr>
-      <w:tblGrid>
-        <w:gridCol w:w="1320"/>
-        <w:gridCol w:w="1320"/>
-        <w:gridCol w:w="1320"/>
-        <w:gridCol w:w="1320"/>
-        <w:gridCol w:w="1320"/>
-        <w:gridCol w:w="1320"/>
-      </w:tblGrid>
-      <w:tr>
-        <w:trPr>
-          <w:tblHeader w:val="true"/>
-        </w:trPr>
-        <w:tc>
-          <w:tcPr/>
-          <w:p>
-            <w:pPr>
-              <w:pStyle w:val="Compact"/>
-              <w:spacing w:line="240" w:lineRule="auto" w:after="0"/>
-              <w:ind w:firstLine="0"/>
-              <w:jc w:val="center"/>
-            </w:pPr>
-            <w:r>
-              <w:rPr>
-                <w:rFonts w:ascii="Times New Roman" w:hAnsi="Times New Roman"/>
-                <w:b/>
-                <w:sz w:val="24"/>
-              </w:rPr>
-              <w:t xml:space="preserve">Колонна</w:t>
-            </w:r>
-          </w:p>
-        </w:tc>
-        <w:tc>
-          <w:tcPr/>
-          <w:p>
-            <w:pPr>
-              <w:pStyle w:val="Compact"/>
-              <w:spacing w:line="240" w:lineRule="auto" w:after="0"/>
-              <w:ind w:firstLine="0"/>
-              <w:jc w:val="center"/>
-            </w:pPr>
-            <w:r>
-              <w:rPr>
-                <w:rFonts w:ascii="Times New Roman" w:hAnsi="Times New Roman"/>
-                <w:b/>
-                <w:sz w:val="24"/>
-              </w:rPr>
-              <w:t xml:space="preserve">Диаметр колонны, мм</w:t>
-            </w:r>
-          </w:p>
-        </w:tc>
-        <w:tc>
-          <w:tcPr/>
-          <w:p>
-            <w:pPr>
-              <w:pStyle w:val="Compact"/>
-              <w:spacing w:line="240" w:lineRule="auto" w:after="0"/>
-              <w:ind w:firstLine="0"/>
-              <w:jc w:val="center"/>
-            </w:pPr>
-            <w:r>
-              <w:rPr>
-                <w:rFonts w:ascii="Times New Roman" w:hAnsi="Times New Roman"/>
-                <w:b/>
-                <w:sz w:val="24"/>
-              </w:rPr>
-              <w:t xml:space="preserve">Глубина спуска, м</w:t>
-            </w:r>
-          </w:p>
-        </w:tc>
-        <w:tc>
-          <w:tcPr/>
-          <w:p>
-            <w:pPr>
-              <w:pStyle w:val="Compact"/>
-              <w:spacing w:line="240" w:lineRule="auto" w:after="0"/>
-              <w:ind w:firstLine="0"/>
-              <w:jc w:val="center"/>
-            </w:pPr>
-            <w:r>
-              <w:rPr>
-                <w:rFonts w:ascii="Times New Roman" w:hAnsi="Times New Roman"/>
-                <w:b/>
-                <w:sz w:val="24"/>
-              </w:rPr>
-              <w:t xml:space="preserve">Диаметр долота, мм</w:t>
-            </w:r>
-          </w:p>
-        </w:tc>
-        <w:tc>
-          <w:tcPr/>
-          <w:p>
-            <w:pPr>
-              <w:pStyle w:val="Compact"/>
-              <w:spacing w:line="240" w:lineRule="auto" w:after="0"/>
-              <w:ind w:firstLine="0"/>
-              <w:jc w:val="center"/>
-            </w:pPr>
-            <w:r>
-              <w:rPr>
-                <w:rFonts w:ascii="Times New Roman" w:hAnsi="Times New Roman"/>
-                <w:b/>
-                <w:sz w:val="24"/>
-              </w:rPr>
-              <w:t xml:space="preserve">Интервал бурения, м</w:t>
-            </w:r>
-          </w:p>
-        </w:tc>
-        <w:tc>
-          <w:tcPr/>
-          <w:p>
-            <w:pPr>
-              <w:pStyle w:val="Compact"/>
-              <w:spacing w:line="240" w:lineRule="auto" w:after="0"/>
-              <w:ind w:firstLine="0"/>
-              <w:jc w:val="center"/>
-            </w:pPr>
-            <w:r>
-              <w:rPr>
-                <w:rFonts w:ascii="Times New Roman" w:hAnsi="Times New Roman"/>
-                <w:b/>
-                <w:sz w:val="24"/>
-              </w:rPr>
-              <w:t xml:space="preserve">Интервал цементирования, м</w:t>
-            </w:r>
-          </w:p>
-        </w:tc>
-      </w:tr>
-      <w:tr>
-        <w:tc>
-          <w:tcPr/>
-          <w:p>
-            <w:pPr>
-              <w:pStyle w:val="Compact"/>
-              <w:spacing w:line="240" w:lineRule="auto" w:after="0"/>
-              <w:ind w:firstLine="0"/>
-              <w:jc w:val="center"/>
-            </w:pPr>
-            <w:r>
-              <w:rPr>
-                <w:rFonts w:ascii="Times New Roman" w:hAnsi="Times New Roman"/>
-                <w:sz w:val="24"/>
-              </w:rPr>
-              <w:t xml:space="preserve">Кондуктор</w:t>
-            </w:r>
-          </w:p>
-        </w:tc>
-        <w:tc>
-          <w:tcPr/>
-          <w:p>
-            <w:pPr>
-              <w:pStyle w:val="Compact"/>
-              <w:spacing w:line="240" w:lineRule="auto" w:after="0"/>
-              <w:ind w:firstLine="0"/>
-              <w:jc w:val="center"/>
-            </w:pPr>
-            <w:r>
-              <w:rPr>
-                <w:rFonts w:ascii="Times New Roman" w:hAnsi="Times New Roman"/>
-                <w:sz w:val="24"/>
-              </w:rPr>
-              <w:t xml:space="preserve">273,1</w:t>
-            </w:r>
-          </w:p>
-        </w:tc>
-        <w:tc>
-          <w:tcPr/>
-          <w:p>
-            <w:pPr>
-              <w:pStyle w:val="Compact"/>
-              <w:spacing w:line="240" w:lineRule="auto" w:after="0"/>
-              <w:ind w:firstLine="0"/>
-              <w:jc w:val="center"/>
-            </w:pPr>
-            <w:r>
-              <w:rPr>
-                <w:rFonts w:ascii="Times New Roman" w:hAnsi="Times New Roman"/>
-                <w:sz w:val="24"/>
-              </w:rPr>
-              <w:t xml:space="preserve">260</w:t>
-            </w:r>
-          </w:p>
-        </w:tc>
-        <w:tc>
-          <w:tcPr/>
-          <w:p>
-            <w:pPr>
-              <w:pStyle w:val="Compact"/>
-              <w:spacing w:line="240" w:lineRule="auto" w:after="0"/>
-              <w:ind w:firstLine="0"/>
-              <w:jc w:val="center"/>
-            </w:pPr>
-            <w:r>
-              <w:rPr>
-                <w:rFonts w:ascii="Times New Roman" w:hAnsi="Times New Roman"/>
-                <w:sz w:val="24"/>
-              </w:rPr>
-              <w:t xml:space="preserve">349,2</w:t>
-            </w:r>
-          </w:p>
-        </w:tc>
-        <w:tc>
-          <w:tcPr/>
-          <w:p>
-            <w:pPr>
-              <w:pStyle w:val="Compact"/>
-              <w:spacing w:line="240" w:lineRule="auto" w:after="0"/>
-              <w:ind w:firstLine="0"/>
-              <w:jc w:val="center"/>
-            </w:pPr>
-            <w:r>
-              <w:rPr>
-                <w:rFonts w:ascii="Times New Roman" w:hAnsi="Times New Roman"/>
-                <w:sz w:val="24"/>
-              </w:rPr>
-              <w:t xml:space="preserve">0–260</w:t>
-            </w:r>
-          </w:p>
-        </w:tc>
-        <w:tc>
-          <w:tcPr/>
-          <w:p>
-            <w:pPr>
-              <w:pStyle w:val="Compact"/>
-              <w:spacing w:line="240" w:lineRule="auto" w:after="0"/>
-              <w:ind w:firstLine="0"/>
-              <w:jc w:val="center"/>
-            </w:pPr>
-            <w:r>
-              <w:rPr>
-                <w:rFonts w:ascii="Times New Roman" w:hAnsi="Times New Roman"/>
-                <w:sz w:val="24"/>
-              </w:rPr>
-              <w:t xml:space="preserve">0–260</w:t>
-            </w:r>
-          </w:p>
-        </w:tc>
-      </w:tr>
-      <w:tr>
-        <w:tc>
-          <w:tcPr/>
-          <w:p>
-            <w:pPr>
-              <w:pStyle w:val="Compact"/>
-              <w:spacing w:line="240" w:lineRule="auto" w:after="0"/>
-              <w:ind w:firstLine="0"/>
-              <w:jc w:val="center"/>
-            </w:pPr>
-            <w:r>
-              <w:rPr>
-                <w:rFonts w:ascii="Times New Roman" w:hAnsi="Times New Roman"/>
-                <w:sz w:val="24"/>
-              </w:rPr>
-              <w:t xml:space="preserve">Промежуточная</w:t>
-            </w:r>
-          </w:p>
-        </w:tc>
-        <w:tc>
-          <w:tcPr/>
-          <w:p>
-            <w:pPr>
-              <w:pStyle w:val="Compact"/>
-              <w:spacing w:line="240" w:lineRule="auto" w:after="0"/>
-              <w:ind w:firstLine="0"/>
-              <w:jc w:val="center"/>
-            </w:pPr>
-            <w:r>
-              <w:rPr>
-                <w:rFonts w:ascii="Times New Roman" w:hAnsi="Times New Roman"/>
-                <w:sz w:val="24"/>
-              </w:rPr>
-              <w:t xml:space="preserve">177,8</w:t>
-            </w:r>
-          </w:p>
-        </w:tc>
-        <w:tc>
-          <w:tcPr/>
-          <w:p>
-            <w:pPr>
-              <w:pStyle w:val="Compact"/>
-              <w:spacing w:line="240" w:lineRule="auto" w:after="0"/>
-              <w:ind w:firstLine="0"/>
-              <w:jc w:val="center"/>
-            </w:pPr>
-            <w:r>
-              <w:rPr>
-                <w:rFonts w:ascii="Times New Roman" w:hAnsi="Times New Roman"/>
-                <w:sz w:val="24"/>
-              </w:rPr>
-              <w:t xml:space="preserve">1000</w:t>
-            </w:r>
-          </w:p>
-        </w:tc>
-        <w:tc>
-          <w:tcPr/>
-          <w:p>
-            <w:pPr>
-              <w:pStyle w:val="Compact"/>
-              <w:spacing w:line="240" w:lineRule="auto" w:after="0"/>
-              <w:ind w:firstLine="0"/>
-              <w:jc w:val="center"/>
-            </w:pPr>
-            <w:r>
-              <w:rPr>
-                <w:rFonts w:ascii="Times New Roman" w:hAnsi="Times New Roman"/>
-                <w:sz w:val="24"/>
-              </w:rPr>
-              <w:t xml:space="preserve">222,3</w:t>
-            </w:r>
-          </w:p>
-        </w:tc>
-        <w:tc>
-          <w:tcPr/>
-          <w:p>
-            <w:pPr>
-              <w:pStyle w:val="Compact"/>
-              <w:spacing w:line="240" w:lineRule="auto" w:after="0"/>
-              <w:ind w:firstLine="0"/>
-              <w:jc w:val="center"/>
-            </w:pPr>
-            <w:r>
-              <w:rPr>
-                <w:rFonts w:ascii="Times New Roman" w:hAnsi="Times New Roman"/>
-                <w:sz w:val="24"/>
-              </w:rPr>
-              <w:t xml:space="preserve">260–1000</w:t>
-            </w:r>
-          </w:p>
-        </w:tc>
-        <w:tc>
-          <w:tcPr/>
-          <w:p>
-            <w:pPr>
-              <w:pStyle w:val="Compact"/>
-              <w:spacing w:line="240" w:lineRule="auto" w:after="0"/>
-              <w:ind w:firstLine="0"/>
-              <w:jc w:val="center"/>
-            </w:pPr>
-            <w:r>
-              <w:rPr>
-                <w:rFonts w:ascii="Times New Roman" w:hAnsi="Times New Roman"/>
-                <w:sz w:val="24"/>
-              </w:rPr>
-              <w:t xml:space="preserve">0–1000</w:t>
-            </w:r>
-          </w:p>
-        </w:tc>
-      </w:tr>
-      <w:tr>
-        <w:tc>
-          <w:tcPr/>
-          <w:p>
-            <w:pPr>
-              <w:pStyle w:val="Compact"/>
-              <w:spacing w:line="240" w:lineRule="auto" w:after="0"/>
-              <w:ind w:firstLine="0"/>
-              <w:jc w:val="center"/>
-            </w:pPr>
-            <w:r>
-              <w:rPr>
-                <w:rFonts w:ascii="Times New Roman" w:hAnsi="Times New Roman"/>
-                <w:sz w:val="24"/>
-              </w:rPr>
-              <w:t xml:space="preserve">Эксплуатационная</w:t>
-            </w:r>
-          </w:p>
-        </w:tc>
-        <w:tc>
-          <w:tcPr/>
-          <w:p>
-            <w:pPr>
-              <w:pStyle w:val="Compact"/>
-              <w:spacing w:line="240" w:lineRule="auto" w:after="0"/>
-              <w:ind w:firstLine="0"/>
-              <w:jc w:val="center"/>
-            </w:pPr>
-            <w:r>
-              <w:rPr>
-                <w:rFonts w:ascii="Times New Roman" w:hAnsi="Times New Roman"/>
-                <w:sz w:val="24"/>
-              </w:rPr>
-              <w:t xml:space="preserve">114,3</w:t>
-            </w:r>
-          </w:p>
-        </w:tc>
-        <w:tc>
-          <w:tcPr/>
-          <w:p>
-            <w:pPr>
-              <w:pStyle w:val="Compact"/>
-              <w:spacing w:line="240" w:lineRule="auto" w:after="0"/>
-              <w:ind w:firstLine="0"/>
-              <w:jc w:val="center"/>
-            </w:pPr>
-            <w:r>
-              <w:rPr>
-                <w:rFonts w:ascii="Times New Roman" w:hAnsi="Times New Roman"/>
-                <w:sz w:val="24"/>
-              </w:rPr>
-              <w:t xml:space="preserve">2100</w:t>
-            </w:r>
-          </w:p>
-        </w:tc>
-        <w:tc>
-          <w:tcPr/>
-          <w:p>
-            <w:pPr>
-              <w:pStyle w:val="Compact"/>
-              <w:spacing w:line="240" w:lineRule="auto" w:after="0"/>
-              <w:ind w:firstLine="0"/>
-              <w:jc w:val="center"/>
-            </w:pPr>
-            <w:r>
-              <w:rPr>
-                <w:rFonts w:ascii="Times New Roman" w:hAnsi="Times New Roman"/>
-                <w:sz w:val="24"/>
-              </w:rPr>
-              <w:t xml:space="preserve">146,0</w:t>
-            </w:r>
-          </w:p>
-        </w:tc>
-        <w:tc>
-          <w:tcPr/>
-          <w:p>
-            <w:pPr>
-              <w:pStyle w:val="Compact"/>
-              <w:spacing w:line="240" w:lineRule="auto" w:after="0"/>
-              <w:ind w:firstLine="0"/>
-              <w:jc w:val="center"/>
-            </w:pPr>
-            <w:r>
-              <w:rPr>
-                <w:rFonts w:ascii="Times New Roman" w:hAnsi="Times New Roman"/>
-                <w:sz w:val="24"/>
-              </w:rPr>
-              <w:t xml:space="preserve">1000–2100</w:t>
-            </w:r>
-          </w:p>
-        </w:tc>
-        <w:tc>
-          <w:tcPr/>
-          <w:p>
-            <w:pPr>
-              <w:pStyle w:val="Compact"/>
-              <w:spacing w:line="240" w:lineRule="auto" w:after="0"/>
-              <w:ind w:firstLine="0"/>
-              <w:jc w:val="center"/>
-            </w:pPr>
-            <w:r>
-              <w:rPr>
-                <w:rFonts w:ascii="Times New Roman" w:hAnsi="Times New Roman"/>
-                <w:sz w:val="24"/>
-              </w:rPr>
-              <w:t xml:space="preserve">500–2100</w:t>
-            </w:r>
-          </w:p>
-        </w:tc>
-      </w:tr>
-    </w:tbl>
     <w:bookmarkEnd w:id="33"/>
     <w:bookmarkStart w:id="37" w:name="X13a3ca2e9fa3e453fe2c52720020fe0a8798245"/>
     <w:p>
@@ -8280,7 +7326,7 @@
         <w:pStyle w:val="BodyText"/>
       </w:pPr>
       <w:r>
-        <w:t xml:space="preserve">По стандартному зазору от колонны 4 1/2” (114,3 мм) получена цепочка: долото 6” (152,4 мм) → колонна 7” (177,8 мм) → долото 8 1/2” (215,9 мм) → колонна 9 5/8” (244,5 мм) → долото 12 1/4” (311,2 мм). Сравнение с отечественной методикой приведено в таблице 8.</w:t>
+        <w:t xml:space="preserve">По стандартному зазору от колонны 4 1/2” (114,3 мм) получена цепочка: долото 6” (152,4 мм) → колонна 7” (177,8 мм) → долото 8 1/2” (215,9 мм) → колонна 9 5/8” (244,5 мм) → долото 12 1/4” (311,2 мм). Сравнение с отечественной методикой приведено в таблице 6.</w:t>
       </w:r>
     </w:p>
     <w:p>
@@ -8288,7 +7334,7 @@
         <w:pStyle w:val="ПодписьТаблицы"/>
       </w:pPr>
       <w:r>
-        <w:t xml:space="preserve">Таблица 8 – Сравнение результатов отечественной и зарубежной методик</w:t>
+        <w:t xml:space="preserve">Таблица 6 – Сравнение результатов отечественной и зарубежной методик</w:t>
       </w:r>
     </w:p>
     <w:tbl>
@@ -8954,7 +8000,7 @@
       <w:pPr>
         <w:numPr>
           <w:ilvl w:val="0"/>
-          <w:numId w:val="1005"/>
+          <w:numId w:val="1003"/>
         </w:numPr>
       </w:pPr>
       <w:r>
@@ -8965,33 +8011,22 @@
       <w:pPr>
         <w:numPr>
           <w:ilvl w:val="0"/>
-          <w:numId w:val="1005"/>
+          <w:numId w:val="1003"/>
         </w:numPr>
       </w:pPr>
       <w:r>
-        <w:t xml:space="preserve">Под эксплуатационную колонну зарубежная схема даёт долото 152,4 мм (6”) — больше, чем по отечественной методике (146,0 мм). Такого диаметра нет в ряду ГОСТ 20692-2003 (ближайшие 151,0 и 161,0 мм). Кроме того, для прохода долота 152,4 мм внутри колонны 177,8 мм с зазором δ ≥ 5 мм нужен внутренний диаметр не менее 162,4 мм, т.е. только тонкостенные трубы (s = 6,9 мм).</w:t>
+        <w:t xml:space="preserve">Под эксплуатационную колонну зарубежная схема даёт долото 152,4 мм (6”) — больше, чем по отечественной методике (146,0 мм). Такого диаметра нет в ряду ГОСТ 20692-2003 (ближайшие 151,0 и 161,0 мм).</w:t>
       </w:r>
     </w:p>
     <w:p>
       <w:pPr>
         <w:numPr>
           <w:ilvl w:val="0"/>
-          <w:numId w:val="1005"/>
+          <w:numId w:val="1003"/>
         </w:numPr>
       </w:pPr>
       <w:r>
         <w:t xml:space="preserve">Под промежуточную колонну зарубежная схема даёт долото 215,9 мм (8 1/2”), при котором зазор между муфтой и стенкой скважины 10,7 мм — меньше нормативных 13 мм. Поэтому по отечественной методике принято долото 222,3 мм (8 3/4”), которое уже не проходит в колонну 244,5 мм (наибольший внутренний диаметр 228,7 мм &lt; 232,3 мм). Из-за этого по отечественной методике кондуктор получился 273,1 мм (10 3/4”), а по зарубежной — 244,5 мм (9 5/8”).</w:t>
-      </w:r>
-    </w:p>
-    <w:p>
-      <w:pPr>
-        <w:numPr>
-          <w:ilvl w:val="0"/>
-          <w:numId w:val="1005"/>
-        </w:numPr>
-      </w:pPr>
-      <w:r>
-        <w:t xml:space="preserve">Если в зарубежной схеме взять долото 8 3/4” (как по отечественной методике), то следующей колонной также будет 10 3/4” (273,1 мм), а долото под неё — 14 1/2” (368,3 мм) при стандартном зазоре или 12 1/2” (317,5 мм) при уменьшенном; отечественное значение 349,2 мм лежит между ними.</w:t>
       </w:r>
     </w:p>
     <w:p>
@@ -9042,7 +8077,7 @@
       <w:pPr>
         <w:numPr>
           <w:ilvl w:val="0"/>
-          <w:numId w:val="1006"/>
+          <w:numId w:val="1004"/>
         </w:numPr>
       </w:pPr>
       <w:r>
@@ -9135,7 +8170,7 @@
       <w:pPr>
         <w:numPr>
           <w:ilvl w:val="0"/>
-          <w:numId w:val="1006"/>
+          <w:numId w:val="1004"/>
         </w:numPr>
       </w:pPr>
       <w:r>
@@ -9146,7 +8181,7 @@
       <w:pPr>
         <w:numPr>
           <w:ilvl w:val="0"/>
-          <w:numId w:val="1006"/>
+          <w:numId w:val="1004"/>
         </w:numPr>
       </w:pPr>
       <w:r>
@@ -9157,7 +8192,7 @@
       <w:pPr>
         <w:numPr>
           <w:ilvl w:val="0"/>
-          <w:numId w:val="1006"/>
+          <w:numId w:val="1004"/>
         </w:numPr>
       </w:pPr>
       <w:r>
@@ -9168,7 +8203,7 @@
       <w:pPr>
         <w:numPr>
           <w:ilvl w:val="0"/>
-          <w:numId w:val="1006"/>
+          <w:numId w:val="1004"/>
         </w:numPr>
       </w:pPr>
       <w:r>
@@ -9189,7 +8224,7 @@
       <w:pPr>
         <w:numPr>
           <w:ilvl w:val="0"/>
-          <w:numId w:val="1007"/>
+          <w:numId w:val="1005"/>
         </w:numPr>
         <w:pStyle w:val="Литература"/>
       </w:pPr>
@@ -9201,7 +8236,7 @@
       <w:pPr>
         <w:numPr>
           <w:ilvl w:val="0"/>
-          <w:numId w:val="1007"/>
+          <w:numId w:val="1005"/>
         </w:numPr>
         <w:pStyle w:val="Литература"/>
       </w:pPr>
@@ -9213,7 +8248,7 @@
       <w:pPr>
         <w:numPr>
           <w:ilvl w:val="0"/>
-          <w:numId w:val="1007"/>
+          <w:numId w:val="1005"/>
         </w:numPr>
         <w:pStyle w:val="Литература"/>
       </w:pPr>
@@ -9225,36 +8260,12 @@
       <w:pPr>
         <w:numPr>
           <w:ilvl w:val="0"/>
-          <w:numId w:val="1007"/>
+          <w:numId w:val="1005"/>
         </w:numPr>
         <w:pStyle w:val="Литература"/>
       </w:pPr>
       <w:r>
         <w:t xml:space="preserve">Правила безопасности в нефтяной и газовой промышленности (ПБ 08-624-03).</w:t>
-      </w:r>
-    </w:p>
-    <w:p>
-      <w:pPr>
-        <w:numPr>
-          <w:ilvl w:val="0"/>
-          <w:numId w:val="1007"/>
-        </w:numPr>
-        <w:pStyle w:val="Литература"/>
-      </w:pPr>
-      <w:r>
-        <w:t xml:space="preserve">Бастриков С.Н., Калинин А.Г., Оганов А.С., Сазонов А.А. Строительство нефтегазовых скважин. Т. 1. — М.: ИЦ РГУ нефти и газа, 2013.</w:t>
-      </w:r>
-    </w:p>
-    <w:p>
-      <w:pPr>
-        <w:numPr>
-          <w:ilvl w:val="0"/>
-          <w:numId w:val="1007"/>
-        </w:numPr>
-        <w:pStyle w:val="Литература"/>
-      </w:pPr>
-      <w:r>
-        <w:t xml:space="preserve">Балицкий В.П., Храброва О.Ю. Технологические расчёты при бурении глубоких скважин. — М.: МАКС Пресс, 2008.</w:t>
       </w:r>
     </w:p>
     <w:bookmarkEnd w:id="39"/>
@@ -9390,82 +8401,6 @@
       </w:pPr>
     </w:lvl>
   </w:abstractNum>
-  <w:abstractNum w:abstractNumId="991">
-    <w:nsid w:val="A991"/>
-    <w:multiLevelType w:val="multilevel"/>
-    <w:lvl w:ilvl="0">
-      <w:numFmt w:val="bullet"/>
-      <w:lvlText w:val="•"/>
-      <w:lvlJc w:val="left"/>
-      <w:pPr>
-        <w:ind w:left="720" w:hanging="480"/>
-      </w:pPr>
-    </w:lvl>
-    <w:lvl w:ilvl="1">
-      <w:numFmt w:val="bullet"/>
-      <w:lvlText w:val="–"/>
-      <w:lvlJc w:val="left"/>
-      <w:pPr>
-        <w:ind w:left="1440" w:hanging="480"/>
-      </w:pPr>
-    </w:lvl>
-    <w:lvl w:ilvl="2">
-      <w:numFmt w:val="bullet"/>
-      <w:lvlText w:val="•"/>
-      <w:lvlJc w:val="left"/>
-      <w:pPr>
-        <w:ind w:left="2160" w:hanging="480"/>
-      </w:pPr>
-    </w:lvl>
-    <w:lvl w:ilvl="3">
-      <w:numFmt w:val="bullet"/>
-      <w:lvlText w:val="–"/>
-      <w:lvlJc w:val="left"/>
-      <w:pPr>
-        <w:ind w:left="2880" w:hanging="480"/>
-      </w:pPr>
-    </w:lvl>
-    <w:lvl w:ilvl="4">
-      <w:numFmt w:val="bullet"/>
-      <w:lvlText w:val="•"/>
-      <w:lvlJc w:val="left"/>
-      <w:pPr>
-        <w:ind w:left="3600" w:hanging="480"/>
-      </w:pPr>
-    </w:lvl>
-    <w:lvl w:ilvl="5">
-      <w:numFmt w:val="bullet"/>
-      <w:lvlText w:val="–"/>
-      <w:lvlJc w:val="left"/>
-      <w:pPr>
-        <w:ind w:left="4320" w:hanging="480"/>
-      </w:pPr>
-    </w:lvl>
-    <w:lvl w:ilvl="6">
-      <w:numFmt w:val="bullet"/>
-      <w:lvlText w:val="•"/>
-      <w:lvlJc w:val="left"/>
-      <w:pPr>
-        <w:ind w:left="5040" w:hanging="480"/>
-      </w:pPr>
-    </w:lvl>
-    <w:lvl w:ilvl="7">
-      <w:numFmt w:val="bullet"/>
-      <w:lvlText w:val="–"/>
-      <w:lvlJc w:val="left"/>
-      <w:pPr>
-        <w:ind w:left="5760" w:hanging="480"/>
-      </w:pPr>
-    </w:lvl>
-    <w:lvl w:ilvl="8">
-      <w:numFmt w:val="bullet"/>
-      <w:lvlText w:val="•"/>
-      <w:lvlJc w:val="left"/>
-      <w:pPr>
-        <w:ind w:left="6480" w:hanging="480"/>
-      </w:pPr>
-    </w:lvl>
-  </w:abstractNum>
   <w:abstractNum w:abstractNumId="99411">
     <w:nsid w:val="A99411"/>
     <w:multiLevelType w:val="multilevel"/>
@@ -9551,11 +8486,114 @@
       </w:pPr>
     </w:lvl>
   </w:abstractNum>
+  <w:abstractNum w:abstractNumId="991">
+    <w:nsid w:val="A991"/>
+    <w:multiLevelType w:val="multilevel"/>
+    <w:lvl w:ilvl="0">
+      <w:numFmt w:val="bullet"/>
+      <w:lvlText w:val="•"/>
+      <w:lvlJc w:val="left"/>
+      <w:pPr>
+        <w:ind w:left="720" w:hanging="480"/>
+      </w:pPr>
+    </w:lvl>
+    <w:lvl w:ilvl="1">
+      <w:numFmt w:val="bullet"/>
+      <w:lvlText w:val="–"/>
+      <w:lvlJc w:val="left"/>
+      <w:pPr>
+        <w:ind w:left="1440" w:hanging="480"/>
+      </w:pPr>
+    </w:lvl>
+    <w:lvl w:ilvl="2">
+      <w:numFmt w:val="bullet"/>
+      <w:lvlText w:val="•"/>
+      <w:lvlJc w:val="left"/>
+      <w:pPr>
+        <w:ind w:left="2160" w:hanging="480"/>
+      </w:pPr>
+    </w:lvl>
+    <w:lvl w:ilvl="3">
+      <w:numFmt w:val="bullet"/>
+      <w:lvlText w:val="–"/>
+      <w:lvlJc w:val="left"/>
+      <w:pPr>
+        <w:ind w:left="2880" w:hanging="480"/>
+      </w:pPr>
+    </w:lvl>
+    <w:lvl w:ilvl="4">
+      <w:numFmt w:val="bullet"/>
+      <w:lvlText w:val="•"/>
+      <w:lvlJc w:val="left"/>
+      <w:pPr>
+        <w:ind w:left="3600" w:hanging="480"/>
+      </w:pPr>
+    </w:lvl>
+    <w:lvl w:ilvl="5">
+      <w:numFmt w:val="bullet"/>
+      <w:lvlText w:val="–"/>
+      <w:lvlJc w:val="left"/>
+      <w:pPr>
+        <w:ind w:left="4320" w:hanging="480"/>
+      </w:pPr>
+    </w:lvl>
+    <w:lvl w:ilvl="6">
+      <w:numFmt w:val="bullet"/>
+      <w:lvlText w:val="•"/>
+      <w:lvlJc w:val="left"/>
+      <w:pPr>
+        <w:ind w:left="5040" w:hanging="480"/>
+      </w:pPr>
+    </w:lvl>
+    <w:lvl w:ilvl="7">
+      <w:numFmt w:val="bullet"/>
+      <w:lvlText w:val="–"/>
+      <w:lvlJc w:val="left"/>
+      <w:pPr>
+        <w:ind w:left="5760" w:hanging="480"/>
+      </w:pPr>
+    </w:lvl>
+    <w:lvl w:ilvl="8">
+      <w:numFmt w:val="bullet"/>
+      <w:lvlText w:val="•"/>
+      <w:lvlJc w:val="left"/>
+      <w:pPr>
+        <w:ind w:left="6480" w:hanging="480"/>
+      </w:pPr>
+    </w:lvl>
+  </w:abstractNum>
   <w:num w:numId="1000">
     <w:abstractNumId w:val="990"/>
   </w:num>
   <w:num w:numId="1001">
-    <w:abstractNumId w:val="991"/>
+    <w:abstractNumId w:val="99411"/>
+    <w:lvlOverride w:ilvl="0">
+      <w:startOverride w:val="1"/>
+    </w:lvlOverride>
+    <w:lvlOverride w:ilvl="1">
+      <w:startOverride w:val="1"/>
+    </w:lvlOverride>
+    <w:lvlOverride w:ilvl="2">
+      <w:startOverride w:val="1"/>
+    </w:lvlOverride>
+    <w:lvlOverride w:ilvl="3">
+      <w:startOverride w:val="1"/>
+    </w:lvlOverride>
+    <w:lvlOverride w:ilvl="4">
+      <w:startOverride w:val="1"/>
+    </w:lvlOverride>
+    <w:lvlOverride w:ilvl="5">
+      <w:startOverride w:val="1"/>
+    </w:lvlOverride>
+    <w:lvlOverride w:ilvl="6">
+      <w:startOverride w:val="1"/>
+    </w:lvlOverride>
+    <w:lvlOverride w:ilvl="7">
+      <w:startOverride w:val="1"/>
+    </w:lvlOverride>
+    <w:lvlOverride w:ilvl="8">
+      <w:startOverride w:val="1"/>
+    </w:lvlOverride>
   </w:num>
   <w:num w:numId="1002">
     <w:abstractNumId w:val="99411"/>
@@ -9621,39 +8659,6 @@
     <w:abstractNumId w:val="991"/>
   </w:num>
   <w:num w:numId="1005">
-    <w:abstractNumId w:val="99411"/>
-    <w:lvlOverride w:ilvl="0">
-      <w:startOverride w:val="1"/>
-    </w:lvlOverride>
-    <w:lvlOverride w:ilvl="1">
-      <w:startOverride w:val="1"/>
-    </w:lvlOverride>
-    <w:lvlOverride w:ilvl="2">
-      <w:startOverride w:val="1"/>
-    </w:lvlOverride>
-    <w:lvlOverride w:ilvl="3">
-      <w:startOverride w:val="1"/>
-    </w:lvlOverride>
-    <w:lvlOverride w:ilvl="4">
-      <w:startOverride w:val="1"/>
-    </w:lvlOverride>
-    <w:lvlOverride w:ilvl="5">
-      <w:startOverride w:val="1"/>
-    </w:lvlOverride>
-    <w:lvlOverride w:ilvl="6">
-      <w:startOverride w:val="1"/>
-    </w:lvlOverride>
-    <w:lvlOverride w:ilvl="7">
-      <w:startOverride w:val="1"/>
-    </w:lvlOverride>
-    <w:lvlOverride w:ilvl="8">
-      <w:startOverride w:val="1"/>
-    </w:lvlOverride>
-  </w:num>
-  <w:num w:numId="1006">
-    <w:abstractNumId w:val="991"/>
-  </w:num>
-  <w:num w:numId="1007">
     <w:abstractNumId w:val="99411"/>
     <w:lvlOverride w:ilvl="0">
       <w:startOverride w:val="1"/>

--- a/03_ДЗ/ДЗ-1/ДЗ1_вар7_пояснительная_записка.docx
+++ b/03_ДЗ/ДЗ-1/ДЗ1_вар7_пояснительная_записка.docx
@@ -1040,16 +1040,10 @@
           <m:t>=</m:t>
         </m:r>
         <m:r>
-          <m:t>9</m:t>
-        </m:r>
-        <m:r>
           <m:rPr>
-            <m:sty m:val="p"/>
+            <m:nor/>
           </m:rPr>
-          <m:t>,</m:t>
-        </m:r>
-        <m:r>
-          <m:t>81</m:t>
+          <m:t>9,81</m:t>
         </m:r>
       </m:oMath>
       <w:r>
@@ -1218,16 +1212,10 @@
           <m:t>=</m:t>
         </m:r>
         <m:r>
-          <m:t>1</m:t>
-        </m:r>
-        <m:r>
           <m:rPr>
-            <m:sty m:val="p"/>
+            <m:nor/>
           </m:rPr>
-          <m:t>,</m:t>
-        </m:r>
-        <m:r>
-          <m:t>1</m:t>
+          <m:t>1,1</m:t>
         </m:r>
       </m:oMath>
       <w:r>
@@ -1282,16 +1270,10 @@
           <m:t>=</m:t>
         </m:r>
         <m:r>
-          <m:t>1</m:t>
-        </m:r>
-        <m:r>
           <m:rPr>
-            <m:sty m:val="p"/>
+            <m:nor/>
           </m:rPr>
-          <m:t>,</m:t>
-        </m:r>
-        <m:r>
-          <m:t>05</m:t>
+          <m:t>1,05</m:t>
         </m:r>
       </m:oMath>
       <w:r>
@@ -1423,16 +1405,10 @@
             </m:fPr>
             <m:num>
               <m:r>
-                <m:t>8</m:t>
-              </m:r>
-              <m:r>
                 <m:rPr>
-                  <m:sty m:val="p"/>
+                  <m:nor/>
                 </m:rPr>
-                <m:t>,</m:t>
-              </m:r>
-              <m:r>
-                <m:t>0</m:t>
+                <m:t>8,0</m:t>
               </m:r>
               <m:r>
                 <m:rPr>
@@ -1464,16 +1440,10 @@
                 <m:t>⋅</m:t>
               </m:r>
               <m:r>
-                <m:t>9</m:t>
-              </m:r>
-              <m:r>
                 <m:rPr>
-                  <m:sty m:val="p"/>
+                  <m:nor/>
                 </m:rPr>
-                <m:t>,</m:t>
-              </m:r>
-              <m:r>
-                <m:t>81</m:t>
+                <m:t>9,81</m:t>
               </m:r>
               <m:r>
                 <m:rPr>
@@ -1493,16 +1463,10 @@
             <m:t>=</m:t>
           </m:r>
           <m:r>
-            <m:t>1</m:t>
-          </m:r>
-          <m:r>
             <m:rPr>
-              <m:sty m:val="p"/>
+              <m:nor/>
             </m:rPr>
-            <m:t>,</m:t>
-          </m:r>
-          <m:r>
-            <m:t>019</m:t>
+            <m:t>1,019</m:t>
           </m:r>
           <m:r>
             <m:rPr>
@@ -1540,16 +1504,10 @@
             </m:fPr>
             <m:num>
               <m:r>
-                <m:t>9</m:t>
-              </m:r>
-              <m:r>
                 <m:rPr>
-                  <m:sty m:val="p"/>
+                  <m:nor/>
                 </m:rPr>
-                <m:t>,</m:t>
-              </m:r>
-              <m:r>
-                <m:t>6</m:t>
+                <m:t>9,6</m:t>
               </m:r>
               <m:r>
                 <m:rPr>
@@ -1581,16 +1539,10 @@
                 <m:t>⋅</m:t>
               </m:r>
               <m:r>
-                <m:t>9</m:t>
-              </m:r>
-              <m:r>
                 <m:rPr>
-                  <m:sty m:val="p"/>
+                  <m:nor/>
                 </m:rPr>
-                <m:t>,</m:t>
-              </m:r>
-              <m:r>
-                <m:t>81</m:t>
+                <m:t>9,81</m:t>
               </m:r>
               <m:r>
                 <m:rPr>
@@ -1610,16 +1562,10 @@
             <m:t>=</m:t>
           </m:r>
           <m:r>
-            <m:t>1</m:t>
-          </m:r>
-          <m:r>
             <m:rPr>
-              <m:sty m:val="p"/>
+              <m:nor/>
             </m:rPr>
-            <m:t>,</m:t>
-          </m:r>
-          <m:r>
-            <m:t>223</m:t>
+            <m:t>1,223</m:t>
           </m:r>
           <m:r>
             <m:rPr>
@@ -1660,16 +1606,10 @@
             <m:t>=</m:t>
           </m:r>
           <m:r>
-            <m:t>1</m:t>
-          </m:r>
-          <m:r>
             <m:rPr>
-              <m:sty m:val="p"/>
+              <m:nor/>
             </m:rPr>
-            <m:t>,</m:t>
-          </m:r>
-          <m:r>
-            <m:t>1</m:t>
+            <m:t>1,1</m:t>
           </m:r>
           <m:r>
             <m:rPr>
@@ -1678,16 +1618,10 @@
             <m:t>⋅</m:t>
           </m:r>
           <m:r>
-            <m:t>1</m:t>
-          </m:r>
-          <m:r>
             <m:rPr>
-              <m:sty m:val="p"/>
+              <m:nor/>
             </m:rPr>
-            <m:t>,</m:t>
-          </m:r>
-          <m:r>
-            <m:t>019</m:t>
+            <m:t>1,019</m:t>
           </m:r>
           <m:r>
             <m:rPr>
@@ -1696,16 +1630,10 @@
             <m:t>=</m:t>
           </m:r>
           <m:r>
-            <m:t>1</m:t>
-          </m:r>
-          <m:r>
             <m:rPr>
-              <m:sty m:val="p"/>
+              <m:nor/>
             </m:rPr>
-            <m:t>,</m:t>
-          </m:r>
-          <m:r>
-            <m:t>121</m:t>
+            <m:t>1,121</m:t>
           </m:r>
           <m:r>
             <m:rPr>
@@ -1735,16 +1663,10 @@
             <m:t>=</m:t>
           </m:r>
           <m:r>
-            <m:t>1</m:t>
-          </m:r>
-          <m:r>
             <m:rPr>
-              <m:sty m:val="p"/>
+              <m:nor/>
             </m:rPr>
-            <m:t>,</m:t>
-          </m:r>
-          <m:r>
-            <m:t>121</m:t>
+            <m:t>1,121</m:t>
           </m:r>
           <m:r>
             <m:rPr>
@@ -1842,16 +1764,10 @@
           <m:t>=</m:t>
         </m:r>
         <m:r>
-          <m:t>1</m:t>
-        </m:r>
-        <m:r>
           <m:rPr>
-            <m:sty m:val="p"/>
+            <m:nor/>
           </m:rPr>
-          <m:t>,</m:t>
-        </m:r>
-        <m:r>
-          <m:t>1</m:t>
+          <m:t>1,1</m:t>
         </m:r>
       </m:oMath>
       <w:r>
@@ -1877,16 +1793,10 @@
           <m:t>=</m:t>
         </m:r>
         <m:r>
-          <m:t>1</m:t>
-        </m:r>
-        <m:r>
           <m:rPr>
-            <m:sty m:val="p"/>
+            <m:nor/>
           </m:rPr>
-          <m:t>,</m:t>
-        </m:r>
-        <m:r>
-          <m:t>05</m:t>
+          <m:t>1,05</m:t>
         </m:r>
       </m:oMath>
       <w:r>
@@ -2880,16 +2790,10 @@
           <m:t>=</m:t>
         </m:r>
         <m:r>
-          <m:t>0</m:t>
-        </m:r>
-        <m:r>
           <m:rPr>
-            <m:sty m:val="p"/>
+            <m:nor/>
           </m:rPr>
-          <m:t>,</m:t>
-        </m:r>
-        <m:r>
-          <m:t>897</m:t>
+          <m:t>0,897</m:t>
         </m:r>
       </m:oMath>
       <w:r>
@@ -3331,16 +3235,10 @@
           <m:t>=</m:t>
         </m:r>
         <m:r>
-          <m:t>1</m:t>
-        </m:r>
-        <m:r>
           <m:rPr>
-            <m:sty m:val="p"/>
+            <m:nor/>
           </m:rPr>
-          <m:t>,</m:t>
-        </m:r>
-        <m:r>
-          <m:t>405</m:t>
+          <m:t>1,405</m:t>
         </m:r>
       </m:oMath>
       <w:r>
@@ -3384,16 +3282,10 @@
           <m:t>=</m:t>
         </m:r>
         <m:r>
-          <m:t>1</m:t>
-        </m:r>
-        <m:r>
           <m:rPr>
-            <m:sty m:val="p"/>
+            <m:nor/>
           </m:rPr>
-          <m:t>,</m:t>
-        </m:r>
-        <m:r>
-          <m:t>325</m:t>
+          <m:t>1,325</m:t>
         </m:r>
         <m:r>
           <m:rPr>
@@ -3402,16 +3294,10 @@
           <m:t>&lt;</m:t>
         </m:r>
         <m:r>
-          <m:t>1</m:t>
-        </m:r>
-        <m:r>
           <m:rPr>
-            <m:sty m:val="p"/>
+            <m:nor/>
           </m:rPr>
-          <m:t>,</m:t>
-        </m:r>
-        <m:r>
-          <m:t>405</m:t>
+          <m:t>1,405</m:t>
         </m:r>
         <m:r>
           <m:rPr>
@@ -3453,16 +3339,10 @@
           <m:t>=</m:t>
         </m:r>
         <m:r>
-          <m:t>1</m:t>
-        </m:r>
-        <m:r>
           <m:rPr>
-            <m:sty m:val="p"/>
+            <m:nor/>
           </m:rPr>
-          <m:t>,</m:t>
-        </m:r>
-        <m:r>
-          <m:t>481</m:t>
+          <m:t>1,481</m:t>
         </m:r>
       </m:oMath>
       <w:r>
@@ -3505,16 +3385,10 @@
           <m:t>=</m:t>
         </m:r>
         <m:r>
-          <m:t>1</m:t>
-        </m:r>
-        <m:r>
           <m:rPr>
-            <m:sty m:val="p"/>
+            <m:nor/>
           </m:rPr>
-          <m:t>,</m:t>
-        </m:r>
-        <m:r>
-          <m:t>223</m:t>
+          <m:t>1,223</m:t>
         </m:r>
       </m:oMath>
       <w:r>
@@ -3549,16 +3423,10 @@
           <m:t>=</m:t>
         </m:r>
         <m:r>
-          <m:t>1</m:t>
-        </m:r>
-        <m:r>
           <m:rPr>
-            <m:sty m:val="p"/>
+            <m:nor/>
           </m:rPr>
-          <m:t>,</m:t>
-        </m:r>
-        <m:r>
-          <m:t>274</m:t>
+          <m:t>1,274</m:t>
         </m:r>
       </m:oMath>
       <w:r>
@@ -3587,16 +3455,10 @@
           <m:t>=</m:t>
         </m:r>
         <m:r>
-          <m:t>1</m:t>
-        </m:r>
-        <m:r>
           <m:rPr>
-            <m:sty m:val="p"/>
+            <m:nor/>
           </m:rPr>
-          <m:t>,</m:t>
-        </m:r>
-        <m:r>
-          <m:t>121</m:t>
+          <m:t>1,121</m:t>
         </m:r>
       </m:oMath>
       <w:r>
@@ -3625,16 +3487,10 @@
           <m:t>=</m:t>
         </m:r>
         <m:r>
-          <m:t>1</m:t>
-        </m:r>
-        <m:r>
           <m:rPr>
-            <m:sty m:val="p"/>
+            <m:nor/>
           </m:rPr>
-          <m:t>,</m:t>
-        </m:r>
-        <m:r>
-          <m:t>277</m:t>
+          <m:t>1,277</m:t>
         </m:r>
       </m:oMath>
       <w:r>
@@ -3690,16 +3546,10 @@
           <m:t>=</m:t>
         </m:r>
         <m:r>
-          <m:t>1</m:t>
-        </m:r>
-        <m:r>
           <m:rPr>
-            <m:sty m:val="p"/>
+            <m:nor/>
           </m:rPr>
-          <m:t>,</m:t>
-        </m:r>
-        <m:r>
-          <m:t>121</m:t>
+          <m:t>1,121</m:t>
         </m:r>
       </m:oMath>
       <w:r>
@@ -3710,16 +3560,10 @@
       </w:r>
       <m:oMath>
         <m:r>
-          <m:t>1</m:t>
-        </m:r>
-        <m:r>
           <m:rPr>
-            <m:sty m:val="p"/>
+            <m:nor/>
           </m:rPr>
-          <m:t>,</m:t>
-        </m:r>
-        <m:r>
-          <m:t>019</m:t>
+          <m:t>1,019</m:t>
         </m:r>
         <m:r>
           <m:rPr>
@@ -3728,16 +3572,10 @@
           <m:t>&lt;</m:t>
         </m:r>
         <m:r>
-          <m:t>1</m:t>
-        </m:r>
-        <m:r>
           <m:rPr>
-            <m:sty m:val="p"/>
+            <m:nor/>
           </m:rPr>
-          <m:t>,</m:t>
-        </m:r>
-        <m:r>
-          <m:t>121</m:t>
+          <m:t>1,121</m:t>
         </m:r>
         <m:r>
           <m:rPr>
@@ -3746,16 +3584,10 @@
           <m:t>&lt;</m:t>
         </m:r>
         <m:r>
-          <m:t>1</m:t>
-        </m:r>
-        <m:r>
           <m:rPr>
-            <m:sty m:val="p"/>
+            <m:nor/>
           </m:rPr>
-          <m:t>,</m:t>
-        </m:r>
-        <m:r>
-          <m:t>223</m:t>
+          <m:t>1,223</m:t>
         </m:r>
       </m:oMath>
       <w:r>
@@ -4467,16 +4299,10 @@
           <m:t>=</m:t>
         </m:r>
         <m:r>
-          <m:t>1</m:t>
-        </m:r>
-        <m:r>
           <m:rPr>
-            <m:sty m:val="p"/>
+            <m:nor/>
           </m:rPr>
-          <m:t>,</m:t>
-        </m:r>
-        <m:r>
-          <m:t>277</m:t>
+          <m:t>1,277</m:t>
         </m:r>
       </m:oMath>
       <w:r>
@@ -4505,16 +4331,10 @@
           <m:t>=</m:t>
         </m:r>
         <m:r>
-          <m:t>1</m:t>
-        </m:r>
-        <m:r>
           <m:rPr>
-            <m:sty m:val="p"/>
+            <m:nor/>
           </m:rPr>
-          <m:t>,</m:t>
-        </m:r>
-        <m:r>
-          <m:t>121</m:t>
+          <m:t>1,121</m:t>
         </m:r>
         <m:r>
           <m:rPr>
@@ -4541,16 +4361,10 @@
           <m:t>=</m:t>
         </m:r>
         <m:r>
-          <m:t>1</m:t>
-        </m:r>
-        <m:r>
           <m:rPr>
-            <m:sty m:val="p"/>
+            <m:nor/>
           </m:rPr>
-          <m:t>,</m:t>
-        </m:r>
-        <m:r>
-          <m:t>277</m:t>
+          <m:t>1,277</m:t>
         </m:r>
       </m:oMath>
       <w:r>
@@ -5288,16 +5102,10 @@
           <m:t>=</m:t>
         </m:r>
         <m:r>
-          <m:t>114</m:t>
-        </m:r>
-        <m:r>
           <m:rPr>
-            <m:sty m:val="p"/>
+            <m:nor/>
           </m:rPr>
-          <m:t>,</m:t>
-        </m:r>
-        <m:r>
-          <m:t>3</m:t>
+          <m:t>114,3</m:t>
         </m:r>
       </m:oMath>
       <w:r>
@@ -5329,16 +5137,10 @@
           <m:t>=</m:t>
         </m:r>
         <m:r>
-          <m:t>127</m:t>
-        </m:r>
-        <m:r>
           <m:rPr>
-            <m:sty m:val="p"/>
+            <m:nor/>
           </m:rPr>
-          <m:t>,</m:t>
-        </m:r>
-        <m:r>
-          <m:t>0</m:t>
+          <m:t>127,0</m:t>
         </m:r>
       </m:oMath>
       <w:r>
@@ -5401,16 +5203,10 @@
             <m:t>=</m:t>
           </m:r>
           <m:r>
-            <m:t>127</m:t>
-          </m:r>
-          <m:r>
             <m:rPr>
-              <m:sty m:val="p"/>
+              <m:nor/>
             </m:rPr>
-            <m:t>,</m:t>
-          </m:r>
-          <m:r>
-            <m:t>0</m:t>
+            <m:t>127,0</m:t>
           </m:r>
           <m:r>
             <m:rPr>
@@ -5437,16 +5233,10 @@
             <m:t>=</m:t>
           </m:r>
           <m:r>
-            <m:t>143</m:t>
-          </m:r>
-          <m:r>
             <m:rPr>
-              <m:sty m:val="p"/>
+              <m:nor/>
             </m:rPr>
-            <m:t>,</m:t>
-          </m:r>
-          <m:r>
-            <m:t>0</m:t>
+            <m:t>143,0</m:t>
           </m:r>
           <m:r>
             <m:t> </m:t>
@@ -5489,16 +5279,10 @@
             <m:t>=</m:t>
           </m:r>
           <m:r>
-            <m:t>146</m:t>
-          </m:r>
-          <m:r>
             <m:rPr>
-              <m:sty m:val="p"/>
+              <m:nor/>
             </m:rPr>
-            <m:t>,</m:t>
-          </m:r>
-          <m:r>
-            <m:t>0</m:t>
+            <m:t>146,0</m:t>
           </m:r>
           <m:r>
             <m:t> </m:t>
@@ -5567,16 +5351,10 @@
             <m:t>≥</m:t>
           </m:r>
           <m:r>
-            <m:t>146</m:t>
-          </m:r>
-          <m:r>
             <m:rPr>
-              <m:sty m:val="p"/>
+              <m:nor/>
             </m:rPr>
-            <m:t>,</m:t>
-          </m:r>
-          <m:r>
-            <m:t>0</m:t>
+            <m:t>146,0</m:t>
           </m:r>
           <m:r>
             <m:rPr>
@@ -5603,16 +5381,10 @@
             <m:t>=</m:t>
           </m:r>
           <m:r>
-            <m:t>156</m:t>
-          </m:r>
-          <m:r>
             <m:rPr>
-              <m:sty m:val="p"/>
+              <m:nor/>
             </m:rPr>
-            <m:t>,</m:t>
-          </m:r>
-          <m:r>
-            <m:t>0</m:t>
+            <m:t>156,0</m:t>
           </m:r>
           <m:r>
             <m:t> </m:t>
@@ -5663,16 +5435,10 @@
           <m:t>=</m:t>
         </m:r>
         <m:r>
-          <m:t>194</m:t>
-        </m:r>
-        <m:r>
           <m:rPr>
-            <m:sty m:val="p"/>
+            <m:nor/>
           </m:rPr>
-          <m:t>,</m:t>
-        </m:r>
-        <m:r>
-          <m:t>5</m:t>
+          <m:t>194,5</m:t>
         </m:r>
       </m:oMath>
       <w:r>
@@ -5735,16 +5501,10 @@
             <m:t>=</m:t>
           </m:r>
           <m:r>
-            <m:t>194</m:t>
-          </m:r>
-          <m:r>
             <m:rPr>
-              <m:sty m:val="p"/>
+              <m:nor/>
             </m:rPr>
-            <m:t>,</m:t>
-          </m:r>
-          <m:r>
-            <m:t>5</m:t>
+            <m:t>194,5</m:t>
           </m:r>
           <m:r>
             <m:rPr>
@@ -5771,16 +5531,10 @@
             <m:t>=</m:t>
           </m:r>
           <m:r>
-            <m:t>220</m:t>
-          </m:r>
-          <m:r>
             <m:rPr>
-              <m:sty m:val="p"/>
+              <m:nor/>
             </m:rPr>
-            <m:t>,</m:t>
-          </m:r>
-          <m:r>
-            <m:t>5</m:t>
+            <m:t>220,5</m:t>
           </m:r>
           <m:r>
             <m:t> </m:t>
@@ -5823,16 +5577,10 @@
             <m:t>=</m:t>
           </m:r>
           <m:r>
-            <m:t>222</m:t>
-          </m:r>
-          <m:r>
             <m:rPr>
-              <m:sty m:val="p"/>
+              <m:nor/>
             </m:rPr>
-            <m:t>,</m:t>
-          </m:r>
-          <m:r>
-            <m:t>3</m:t>
+            <m:t>222,3</m:t>
           </m:r>
           <m:r>
             <m:t> </m:t>
@@ -5901,16 +5649,10 @@
             <m:t>≥</m:t>
           </m:r>
           <m:r>
-            <m:t>222</m:t>
-          </m:r>
-          <m:r>
             <m:rPr>
-              <m:sty m:val="p"/>
+              <m:nor/>
             </m:rPr>
-            <m:t>,</m:t>
-          </m:r>
-          <m:r>
-            <m:t>3</m:t>
+            <m:t>222,3</m:t>
           </m:r>
           <m:r>
             <m:rPr>
@@ -5937,16 +5679,10 @@
             <m:t>=</m:t>
           </m:r>
           <m:r>
-            <m:t>232</m:t>
-          </m:r>
-          <m:r>
             <m:rPr>
-              <m:sty m:val="p"/>
+              <m:nor/>
             </m:rPr>
-            <m:t>,</m:t>
-          </m:r>
-          <m:r>
-            <m:t>3</m:t>
+            <m:t>232,3</m:t>
           </m:r>
           <m:r>
             <m:t> </m:t>
@@ -5997,16 +5733,10 @@
           <m:t>=</m:t>
         </m:r>
         <m:r>
-          <m:t>298</m:t>
-        </m:r>
-        <m:r>
           <m:rPr>
-            <m:sty m:val="p"/>
+            <m:nor/>
           </m:rPr>
-          <m:t>,</m:t>
-        </m:r>
-        <m:r>
-          <m:t>5</m:t>
+          <m:t>298,5</m:t>
         </m:r>
       </m:oMath>
       <w:r>
@@ -6069,16 +5799,10 @@
             <m:t>=</m:t>
           </m:r>
           <m:r>
-            <m:t>298</m:t>
-          </m:r>
-          <m:r>
             <m:rPr>
-              <m:sty m:val="p"/>
+              <m:nor/>
             </m:rPr>
-            <m:t>,</m:t>
-          </m:r>
-          <m:r>
-            <m:t>5</m:t>
+            <m:t>298,5</m:t>
           </m:r>
           <m:r>
             <m:rPr>
@@ -6105,16 +5829,10 @@
             <m:t>=</m:t>
           </m:r>
           <m:r>
-            <m:t>334</m:t>
-          </m:r>
-          <m:r>
             <m:rPr>
-              <m:sty m:val="p"/>
+              <m:nor/>
             </m:rPr>
-            <m:t>,</m:t>
-          </m:r>
-          <m:r>
-            <m:t>5</m:t>
+            <m:t>334,5</m:t>
           </m:r>
           <m:r>
             <m:t> </m:t>
@@ -6157,16 +5875,10 @@
             <m:t>=</m:t>
           </m:r>
           <m:r>
-            <m:t>349</m:t>
-          </m:r>
-          <m:r>
             <m:rPr>
-              <m:sty m:val="p"/>
+              <m:nor/>
             </m:rPr>
-            <m:t>,</m:t>
-          </m:r>
-          <m:r>
-            <m:t>2</m:t>
+            <m:t>349,2</m:t>
           </m:r>
           <m:r>
             <m:t> </m:t>
@@ -8106,16 +7818,10 @@
           <m:t>=</m:t>
         </m:r>
         <m:r>
-          <m:t>1</m:t>
-        </m:r>
-        <m:r>
           <m:rPr>
-            <m:sty m:val="p"/>
+            <m:nor/>
           </m:rPr>
-          <m:t>,</m:t>
-        </m:r>
-        <m:r>
-          <m:t>12</m:t>
+          <m:t>1,12</m:t>
         </m:r>
       </m:oMath>
       <w:r>
@@ -8147,16 +7853,10 @@
           <m:t>=</m:t>
         </m:r>
         <m:r>
-          <m:t>1</m:t>
-        </m:r>
-        <m:r>
           <m:rPr>
-            <m:sty m:val="p"/>
+            <m:nor/>
           </m:rPr>
-          <m:t>,</m:t>
-        </m:r>
-        <m:r>
-          <m:t>40</m:t>
+          <m:t>1,40</m:t>
         </m:r>
       </m:oMath>
       <w:r>
